--- a/06-学生侧材料/讲义/2026-06-23-加成反应.docx
+++ b/06-学生侧材料/讲义/2026-06-23-加成反应.docx
@@ -2,7 +2,7 @@
 <file path=word/document.xml><?xml version="1.0" encoding="utf-8"?>
 <w:document xmlns:w="http://schemas.openxmlformats.org/wordprocessingml/2006/main" xmlns:m="http://schemas.openxmlformats.org/officeDocument/2006/math" xmlns:r="http://schemas.openxmlformats.org/officeDocument/2006/relationships" xmlns:o="urn:schemas-microsoft-com:office:office" xmlns:v="urn:schemas-microsoft-com:vml" xmlns:w10="urn:schemas-microsoft-com:office:word" xmlns:a="http://schemas.openxmlformats.org/drawingml/2006/main" xmlns:pic="http://schemas.openxmlformats.org/drawingml/2006/picture" xmlns:wp="http://schemas.openxmlformats.org/drawingml/2006/wordprocessingDrawing">
   <w:body>
-    <w:bookmarkStart w:id="58" w:name="加成反应提高班"/>
+    <w:bookmarkStart w:id="61" w:name="加成反应提高班"/>
     <w:p>
       <w:pPr>
         <w:pStyle w:val="Heading1"/>
@@ -266,7 +266,7 @@
       </w:r>
     </w:p>
     <w:bookmarkEnd w:id="9"/>
-    <w:bookmarkStart w:id="12" w:name="一加成反应总框架"/>
+    <w:bookmarkStart w:id="15" w:name="一加成反应总框架"/>
     <w:p>
       <w:pPr>
         <w:pStyle w:val="Heading2"/>
@@ -278,7 +278,119 @@
         <w:t xml:space="preserve">一、加成反应总框架</w:t>
       </w:r>
     </w:p>
-    <w:bookmarkStart w:id="10" w:name="为什么要按底物分类不按反应名背诵"/>
+    <w:p>
+      <w:pPr>
+        <w:pStyle w:val="CaptionedFigure"/>
+      </w:pPr>
+      <w:r>
+        <w:drawing>
+          <wp:inline>
+            <wp:extent cx="3740033" cy="3302168"/>
+            <wp:effectExtent b="0" l="0" r="0" t="0"/>
+            <wp:docPr descr="反应坐标图——亲电加成的能垒与过渡态示意" title="" id="11" name="Picture"/>
+            <a:graphic>
+              <a:graphicData uri="http://schemas.openxmlformats.org/drawingml/2006/picture">
+                <pic:pic>
+                  <pic:nvPicPr>
+                    <pic:cNvPr descr="media/activation-energy-reaction-coordinate.jpg" id="12" name="Picture"/>
+                    <pic:cNvPicPr>
+                      <a:picLocks noChangeArrowheads="1" noChangeAspect="1"/>
+                    </pic:cNvPicPr>
+                  </pic:nvPicPr>
+                  <pic:blipFill>
+                    <a:blip r:embed="rId10"/>
+                    <a:stretch>
+                      <a:fillRect/>
+                    </a:stretch>
+                  </pic:blipFill>
+                  <pic:spPr bwMode="auto">
+                    <a:xfrm>
+                      <a:off x="0" y="0"/>
+                      <a:ext cx="3740033" cy="3302168"/>
+                    </a:xfrm>
+                    <a:prstGeom prst="rect">
+                      <a:avLst/>
+                    </a:prstGeom>
+                    <a:noFill/>
+                    <a:ln w="9525">
+                      <a:noFill/>
+                      <a:headEnd/>
+                      <a:tailEnd/>
+                    </a:ln>
+                  </pic:spPr>
+                </pic:pic>
+              </a:graphicData>
+            </a:graphic>
+          </wp:inline>
+        </w:drawing>
+      </w:r>
+    </w:p>
+    <w:p>
+      <w:pPr>
+        <w:pStyle w:val="ImageCaption"/>
+      </w:pPr>
+      <w:r>
+        <w:rPr>
+          <w:rFonts w:hint="eastAsia" w:eastAsia="SimSun" w:ascii="Times New Roman" w:hAnsi="Times New Roman"/>
+        </w:rPr>
+        <w:t xml:space="preserve">反应坐标图——亲电加成的能垒与过渡态示意</w:t>
+      </w:r>
+    </w:p>
+    <w:p>
+      <w:pPr>
+        <w:pStyle w:val="BodyText"/>
+        <w:jc w:val="center"/>
+      </w:pPr>
+      <w:r>
+        <w:rPr>
+          <w:rFonts w:hint="eastAsia" w:eastAsia="FangSong" w:ascii="Times New Roman" w:hAnsi="Times New Roman"/>
+          <w:b w:val="0"/>
+          <w:i w:val="0"/>
+          <w:iCs/>
+          <w:sz w:val="21"/>
+        </w:rPr>
+        <w:t xml:space="preserve">图</w:t>
+      </w:r>
+      <w:r>
+        <w:rPr>
+          <w:b w:val="0"/>
+          <w:i w:val="0"/>
+          <w:iCs/>
+          <w:sz w:val="21"/>
+        </w:rPr>
+        <w:t xml:space="preserve"> </w:t>
+      </w:r>
+      <w:r>
+        <w:rPr>
+          <w:rFonts w:hint="eastAsia" w:eastAsia="FangSong" w:ascii="Times New Roman" w:hAnsi="Times New Roman"/>
+          <w:b w:val="0"/>
+          <w:i w:val="0"/>
+          <w:iCs/>
+          <w:sz w:val="21"/>
+        </w:rPr>
+        <w:t xml:space="preserve">加成反应的通用反应坐标图。反应物经过一个或多个过渡态（或中间体）到达产物，活化能的大小决定反应速率。亲电加成通过碳正离子或鎓离子中间体分步进行（Wikimedia</w:t>
+      </w:r>
+      <w:r>
+        <w:rPr>
+          <w:b w:val="0"/>
+          <w:i w:val="0"/>
+          <w:iCs/>
+          <w:sz w:val="21"/>
+        </w:rPr>
+        <w:t xml:space="preserve"> </w:t>
+      </w:r>
+      <w:r>
+        <w:rPr>
+          <w:rFonts w:hint="eastAsia" w:eastAsia="FangSong" w:ascii="Times New Roman" w:hAnsi="Times New Roman"/>
+          <w:b w:val="0"/>
+          <w:i w:val="0"/>
+          <w:iCs/>
+          <w:sz w:val="21"/>
+        </w:rPr>
+        <w:t xml:space="preserve">Commons）</w:t>
+      </w:r>
+    </w:p>
+    <w:bookmarkStart w:id="13" w:name="为什么要按底物分类不按反应名背诵"/>
     <w:p>
       <w:pPr>
         <w:pStyle w:val="Heading3"/>
@@ -416,7 +528,7 @@
           <w:p>
             <w:pPr>
               <w:pStyle w:val="Compact"/>
-              <w:jc w:val="left"/>
+              <w:jc w:val="center"/>
             </w:pPr>
             <w:r>
               <w:rPr>
@@ -432,7 +544,7 @@
           <w:p>
             <w:pPr>
               <w:pStyle w:val="Compact"/>
-              <w:jc w:val="left"/>
+              <w:jc w:val="center"/>
             </w:pPr>
             <w:r>
               <w:rPr>
@@ -448,7 +560,7 @@
           <w:p>
             <w:pPr>
               <w:pStyle w:val="Compact"/>
-              <w:jc w:val="left"/>
+              <w:jc w:val="center"/>
             </w:pPr>
             <w:r>
               <w:rPr>
@@ -466,7 +578,7 @@
           <w:p>
             <w:pPr>
               <w:pStyle w:val="Compact"/>
-              <w:jc w:val="left"/>
+              <w:jc w:val="center"/>
             </w:pPr>
             <w:r>
               <w:rPr>
@@ -481,7 +593,7 @@
           <w:p>
             <w:pPr>
               <w:pStyle w:val="Compact"/>
-              <w:jc w:val="left"/>
+              <w:jc w:val="center"/>
             </w:pPr>
             <w:r>
               <w:rPr>
@@ -496,7 +608,7 @@
           <w:p>
             <w:pPr>
               <w:pStyle w:val="Compact"/>
-              <w:jc w:val="left"/>
+              <w:jc w:val="center"/>
             </w:pPr>
             <w:r>
               <w:rPr>
@@ -513,7 +625,7 @@
           <w:p>
             <w:pPr>
               <w:pStyle w:val="Compact"/>
-              <w:jc w:val="left"/>
+              <w:jc w:val="center"/>
             </w:pPr>
             <w:r>
               <w:rPr>
@@ -528,7 +640,7 @@
           <w:p>
             <w:pPr>
               <w:pStyle w:val="Compact"/>
-              <w:jc w:val="left"/>
+              <w:jc w:val="center"/>
             </w:pPr>
             <w:r>
               <w:rPr>
@@ -555,7 +667,7 @@
           <w:p>
             <w:pPr>
               <w:pStyle w:val="Compact"/>
-              <w:jc w:val="left"/>
+              <w:jc w:val="center"/>
             </w:pPr>
             <w:r>
               <w:rPr>
@@ -572,7 +684,7 @@
           <w:p>
             <w:pPr>
               <w:pStyle w:val="Compact"/>
-              <w:jc w:val="left"/>
+              <w:jc w:val="center"/>
             </w:pPr>
             <w:r>
               <w:rPr>
@@ -587,7 +699,7 @@
           <w:p>
             <w:pPr>
               <w:pStyle w:val="Compact"/>
-              <w:jc w:val="left"/>
+              <w:jc w:val="center"/>
             </w:pPr>
             <w:r>
               <w:rPr>
@@ -608,7 +720,7 @@
           <w:p>
             <w:pPr>
               <w:pStyle w:val="Compact"/>
-              <w:jc w:val="left"/>
+              <w:jc w:val="center"/>
             </w:pPr>
             <w:r>
               <w:rPr>
@@ -625,7 +737,7 @@
           <w:p>
             <w:pPr>
               <w:pStyle w:val="Compact"/>
-              <w:jc w:val="left"/>
+              <w:jc w:val="center"/>
             </w:pPr>
             <w:r>
               <w:rPr>
@@ -640,7 +752,7 @@
           <w:p>
             <w:pPr>
               <w:pStyle w:val="Compact"/>
-              <w:jc w:val="left"/>
+              <w:jc w:val="center"/>
             </w:pPr>
             <w:r>
               <w:rPr>
@@ -655,7 +767,7 @@
           <w:p>
             <w:pPr>
               <w:pStyle w:val="Compact"/>
-              <w:jc w:val="left"/>
+              <w:jc w:val="center"/>
             </w:pPr>
             <w:r>
               <w:rPr>
@@ -684,7 +796,7 @@
           <w:p>
             <w:pPr>
               <w:pStyle w:val="Compact"/>
-              <w:jc w:val="left"/>
+              <w:jc w:val="center"/>
             </w:pPr>
             <w:r>
               <w:rPr>
@@ -699,7 +811,7 @@
           <w:p>
             <w:pPr>
               <w:pStyle w:val="Compact"/>
-              <w:jc w:val="left"/>
+              <w:jc w:val="center"/>
             </w:pPr>
             <w:r>
               <w:rPr>
@@ -720,7 +832,7 @@
           <w:p>
             <w:pPr>
               <w:pStyle w:val="Compact"/>
-              <w:jc w:val="left"/>
+              <w:jc w:val="center"/>
             </w:pPr>
             <w:r>
               <w:rPr>
@@ -732,8 +844,8 @@
         </w:tc>
       </w:tr>
     </w:tbl>
-    <w:bookmarkEnd w:id="10"/>
-    <w:bookmarkStart w:id="11" w:name="五维控制因素速览"/>
+    <w:bookmarkEnd w:id="13"/>
+    <w:bookmarkStart w:id="14" w:name="五维控制因素速览"/>
     <w:p>
       <w:pPr>
         <w:pStyle w:val="Heading3"/>
@@ -768,7 +880,7 @@
           <w:p>
             <w:pPr>
               <w:pStyle w:val="Compact"/>
-              <w:jc w:val="left"/>
+              <w:jc w:val="center"/>
             </w:pPr>
             <w:r>
               <w:rPr>
@@ -784,7 +896,7 @@
           <w:p>
             <w:pPr>
               <w:pStyle w:val="Compact"/>
-              <w:jc w:val="left"/>
+              <w:jc w:val="center"/>
             </w:pPr>
             <w:r>
               <w:rPr>
@@ -800,7 +912,7 @@
           <w:p>
             <w:pPr>
               <w:pStyle w:val="Compact"/>
-              <w:jc w:val="left"/>
+              <w:jc w:val="center"/>
             </w:pPr>
             <w:r>
               <w:rPr>
@@ -818,7 +930,7 @@
           <w:p>
             <w:pPr>
               <w:pStyle w:val="Compact"/>
-              <w:jc w:val="left"/>
+              <w:jc w:val="center"/>
             </w:pPr>
             <w:r>
               <w:rPr>
@@ -835,7 +947,7 @@
           <w:p>
             <w:pPr>
               <w:pStyle w:val="Compact"/>
-              <w:jc w:val="left"/>
+              <w:jc w:val="center"/>
             </w:pPr>
             <w:r>
               <w:rPr>
@@ -850,7 +962,7 @@
           <w:p>
             <w:pPr>
               <w:pStyle w:val="Compact"/>
-              <w:jc w:val="left"/>
+              <w:jc w:val="center"/>
             </w:pPr>
             <w:r>
               <w:rPr>
@@ -867,7 +979,7 @@
           <w:p>
             <w:pPr>
               <w:pStyle w:val="Compact"/>
-              <w:jc w:val="left"/>
+              <w:jc w:val="center"/>
             </w:pPr>
             <w:r>
               <w:rPr>
@@ -884,7 +996,7 @@
           <w:p>
             <w:pPr>
               <w:pStyle w:val="Compact"/>
-              <w:jc w:val="left"/>
+              <w:jc w:val="center"/>
             </w:pPr>
             <w:r>
               <w:rPr>
@@ -899,7 +1011,7 @@
           <w:p>
             <w:pPr>
               <w:pStyle w:val="Compact"/>
-              <w:jc w:val="left"/>
+              <w:jc w:val="center"/>
             </w:pPr>
             <w:r>
               <w:rPr>
@@ -916,7 +1028,7 @@
           <w:p>
             <w:pPr>
               <w:pStyle w:val="Compact"/>
-              <w:jc w:val="left"/>
+              <w:jc w:val="center"/>
             </w:pPr>
             <w:r>
               <w:rPr>
@@ -933,7 +1045,7 @@
           <w:p>
             <w:pPr>
               <w:pStyle w:val="Compact"/>
-              <w:jc w:val="left"/>
+              <w:jc w:val="center"/>
             </w:pPr>
             <w:r>
               <w:rPr>
@@ -948,7 +1060,7 @@
           <w:p>
             <w:pPr>
               <w:pStyle w:val="Compact"/>
-              <w:jc w:val="left"/>
+              <w:jc w:val="center"/>
             </w:pPr>
             <w:r>
               <w:rPr>
@@ -965,7 +1077,7 @@
           <w:p>
             <w:pPr>
               <w:pStyle w:val="Compact"/>
-              <w:jc w:val="left"/>
+              <w:jc w:val="center"/>
             </w:pPr>
             <w:r>
               <w:rPr>
@@ -982,7 +1094,7 @@
           <w:p>
             <w:pPr>
               <w:pStyle w:val="Compact"/>
-              <w:jc w:val="left"/>
+              <w:jc w:val="center"/>
             </w:pPr>
             <w:r>
               <w:rPr>
@@ -997,7 +1109,7 @@
           <w:p>
             <w:pPr>
               <w:pStyle w:val="Compact"/>
-              <w:jc w:val="left"/>
+              <w:jc w:val="center"/>
             </w:pPr>
             <w:r>
               <w:rPr>
@@ -1014,7 +1126,7 @@
           <w:p>
             <w:pPr>
               <w:pStyle w:val="Compact"/>
-              <w:jc w:val="left"/>
+              <w:jc w:val="center"/>
             </w:pPr>
             <w:r>
               <w:rPr>
@@ -1031,7 +1143,7 @@
           <w:p>
             <w:pPr>
               <w:pStyle w:val="Compact"/>
-              <w:jc w:val="left"/>
+              <w:jc w:val="center"/>
             </w:pPr>
             <w:r>
               <w:rPr>
@@ -1046,7 +1158,7 @@
           <w:p>
             <w:pPr>
               <w:pStyle w:val="Compact"/>
-              <w:jc w:val="left"/>
+              <w:jc w:val="center"/>
             </w:pPr>
             <w:r>
               <w:rPr>
@@ -1062,9 +1174,6 @@
       <w:pPr>
         <w:pStyle w:val="BlockText"/>
       </w:pPr>
-      <w:r>
-        <w:t xml:space="preserve">💡 </w:t>
-      </w:r>
       <w:r>
         <w:rPr>
           <w:rFonts w:hint="eastAsia" w:eastAsia="SimSun" w:ascii="Times New Roman" w:hAnsi="Times New Roman"/>
@@ -1133,9 +1242,9 @@
         </w:pict>
       </w:r>
     </w:p>
-    <w:bookmarkEnd w:id="11"/>
-    <w:bookmarkEnd w:id="12"/>
-    <w:bookmarkStart w:id="18" w:name="二亲电加成烯烃炔烃的电子控制主线"/>
+    <w:bookmarkEnd w:id="14"/>
+    <w:bookmarkEnd w:id="15"/>
+    <w:bookmarkStart w:id="21" w:name="二亲电加成烯烃炔烃的电子控制主线"/>
     <w:p>
       <w:pPr>
         <w:pStyle w:val="Heading2"/>
@@ -1147,7 +1256,7 @@
         <w:t xml:space="preserve">二、亲电加成——烯烃/炔烃的电子控制主线</w:t>
       </w:r>
     </w:p>
-    <w:bookmarkStart w:id="13" w:name="通用机理框架"/>
+    <w:bookmarkStart w:id="16" w:name="通用机理框架"/>
     <w:p>
       <w:pPr>
         <w:pStyle w:val="Heading3"/>
@@ -1277,8 +1386,8 @@
         <w:t xml:space="preserve">：亲核体Nu⁻捕获中间体，完成加成</w:t>
       </w:r>
     </w:p>
-    <w:bookmarkEnd w:id="13"/>
-    <w:bookmarkStart w:id="14" w:name="碳正离子路径-vs-鎓离子路径核心对比"/>
+    <w:bookmarkEnd w:id="16"/>
+    <w:bookmarkStart w:id="17" w:name="碳正离子路径-vs-鎓离子路径核心对比"/>
     <w:p>
       <w:pPr>
         <w:pStyle w:val="Heading3"/>
@@ -1322,7 +1431,7 @@
           <w:p>
             <w:pPr>
               <w:pStyle w:val="Compact"/>
-              <w:jc w:val="left"/>
+              <w:jc w:val="center"/>
             </w:pPr>
             <w:r>
               <w:rPr>
@@ -1338,7 +1447,7 @@
           <w:p>
             <w:pPr>
               <w:pStyle w:val="Compact"/>
-              <w:jc w:val="left"/>
+              <w:jc w:val="center"/>
             </w:pPr>
             <w:r>
               <w:rPr>
@@ -1354,7 +1463,7 @@
           <w:p>
             <w:pPr>
               <w:pStyle w:val="Compact"/>
-              <w:jc w:val="left"/>
+              <w:jc w:val="center"/>
             </w:pPr>
             <w:r>
               <w:rPr>
@@ -1372,7 +1481,7 @@
           <w:p>
             <w:pPr>
               <w:pStyle w:val="Compact"/>
-              <w:jc w:val="left"/>
+              <w:jc w:val="center"/>
             </w:pPr>
             <w:r>
               <w:rPr>
@@ -1389,7 +1498,7 @@
           <w:p>
             <w:pPr>
               <w:pStyle w:val="Compact"/>
-              <w:jc w:val="left"/>
+              <w:jc w:val="center"/>
             </w:pPr>
             <w:r>
               <w:rPr>
@@ -1404,7 +1513,7 @@
           <w:p>
             <w:pPr>
               <w:pStyle w:val="Compact"/>
-              <w:jc w:val="left"/>
+              <w:jc w:val="center"/>
             </w:pPr>
             <w:r>
               <w:rPr>
@@ -1421,7 +1530,7 @@
           <w:p>
             <w:pPr>
               <w:pStyle w:val="Compact"/>
-              <w:jc w:val="left"/>
+              <w:jc w:val="center"/>
             </w:pPr>
             <w:r>
               <w:rPr>
@@ -1438,7 +1547,7 @@
           <w:p>
             <w:pPr>
               <w:pStyle w:val="Compact"/>
-              <w:jc w:val="left"/>
+              <w:jc w:val="center"/>
             </w:pPr>
             <w:r>
               <w:rPr>
@@ -1453,7 +1562,7 @@
           <w:p>
             <w:pPr>
               <w:pStyle w:val="Compact"/>
-              <w:jc w:val="left"/>
+              <w:jc w:val="center"/>
             </w:pPr>
             <w:r>
               <w:rPr>
@@ -1470,7 +1579,7 @@
           <w:p>
             <w:pPr>
               <w:pStyle w:val="Compact"/>
-              <w:jc w:val="left"/>
+              <w:jc w:val="center"/>
             </w:pPr>
             <w:r>
               <w:rPr>
@@ -1487,7 +1596,7 @@
           <w:p>
             <w:pPr>
               <w:pStyle w:val="Compact"/>
-              <w:jc w:val="left"/>
+              <w:jc w:val="center"/>
             </w:pPr>
             <w:r>
               <w:rPr>
@@ -1502,7 +1611,7 @@
           <w:p>
             <w:pPr>
               <w:pStyle w:val="Compact"/>
-              <w:jc w:val="left"/>
+              <w:jc w:val="center"/>
             </w:pPr>
             <w:r>
               <w:rPr>
@@ -1527,7 +1636,7 @@
           <w:p>
             <w:pPr>
               <w:pStyle w:val="Compact"/>
-              <w:jc w:val="left"/>
+              <w:jc w:val="center"/>
             </w:pPr>
             <w:r>
               <w:rPr>
@@ -1544,7 +1653,7 @@
           <w:p>
             <w:pPr>
               <w:pStyle w:val="Compact"/>
-              <w:jc w:val="left"/>
+              <w:jc w:val="center"/>
             </w:pPr>
             <w:r>
               <w:rPr>
@@ -1567,7 +1676,7 @@
           <w:p>
             <w:pPr>
               <w:pStyle w:val="Compact"/>
-              <w:jc w:val="left"/>
+              <w:jc w:val="center"/>
             </w:pPr>
             <w:r>
               <w:rPr>
@@ -1592,7 +1701,7 @@
           <w:p>
             <w:pPr>
               <w:pStyle w:val="Compact"/>
-              <w:jc w:val="left"/>
+              <w:jc w:val="center"/>
             </w:pPr>
             <w:r>
               <w:rPr>
@@ -1609,7 +1718,7 @@
           <w:p>
             <w:pPr>
               <w:pStyle w:val="Compact"/>
-              <w:jc w:val="left"/>
+              <w:jc w:val="center"/>
             </w:pPr>
             <w:r>
               <w:rPr>
@@ -1624,7 +1733,7 @@
           <w:p>
             <w:pPr>
               <w:pStyle w:val="Compact"/>
-              <w:jc w:val="left"/>
+              <w:jc w:val="center"/>
             </w:pPr>
             <w:r>
               <w:rPr>
@@ -1641,12 +1750,6 @@
         <w:pStyle w:val="BlockText"/>
       </w:pPr>
       <w:r>
-        <w:t xml:space="preserve">💡</w:t>
-      </w:r>
-      <w:r>
-        <w:t xml:space="preserve"> </w:t>
-      </w:r>
-      <w:r>
         <w:rPr>
           <w:rFonts w:hint="eastAsia" w:eastAsia="SimSun" w:ascii="Times New Roman" w:hAnsi="Times New Roman"/>
           <w:b/>
@@ -1667,8 +1770,8 @@
         <w:t xml:space="preserve">“Br来anti不折腾，H来平面爱重排”</w:t>
       </w:r>
     </w:p>
-    <w:bookmarkEnd w:id="14"/>
-    <w:bookmarkStart w:id="15" w:name="马氏规则-vs-反马氏规则三机理对比"/>
+    <w:bookmarkEnd w:id="17"/>
+    <w:bookmarkStart w:id="18" w:name="马氏规则-vs-反马氏规则三机理对比"/>
     <w:p>
       <w:pPr>
         <w:pStyle w:val="Heading3"/>
@@ -1714,7 +1817,7 @@
           <w:p>
             <w:pPr>
               <w:pStyle w:val="Compact"/>
-              <w:jc w:val="left"/>
+              <w:jc w:val="center"/>
             </w:pPr>
             <w:r>
               <w:rPr>
@@ -1730,7 +1833,7 @@
           <w:p>
             <w:pPr>
               <w:pStyle w:val="Compact"/>
-              <w:jc w:val="left"/>
+              <w:jc w:val="center"/>
             </w:pPr>
             <w:r>
               <w:rPr>
@@ -1746,7 +1849,7 @@
           <w:p>
             <w:pPr>
               <w:pStyle w:val="Compact"/>
-              <w:jc w:val="left"/>
+              <w:jc w:val="center"/>
             </w:pPr>
             <w:r>
               <w:rPr>
@@ -1762,7 +1865,7 @@
           <w:p>
             <w:pPr>
               <w:pStyle w:val="Compact"/>
-              <w:jc w:val="left"/>
+              <w:jc w:val="center"/>
             </w:pPr>
             <w:r>
               <w:rPr>
@@ -1780,7 +1883,7 @@
           <w:p>
             <w:pPr>
               <w:pStyle w:val="Compact"/>
-              <w:jc w:val="left"/>
+              <w:jc w:val="center"/>
             </w:pPr>
             <w:r>
               <w:rPr>
@@ -1797,7 +1900,7 @@
           <w:p>
             <w:pPr>
               <w:pStyle w:val="Compact"/>
-              <w:jc w:val="left"/>
+              <w:jc w:val="center"/>
             </w:pPr>
             <w:r>
               <w:rPr>
@@ -1812,7 +1915,7 @@
           <w:p>
             <w:pPr>
               <w:pStyle w:val="Compact"/>
-              <w:jc w:val="left"/>
+              <w:jc w:val="center"/>
             </w:pPr>
             <w:r>
               <w:rPr>
@@ -1827,7 +1930,7 @@
           <w:p>
             <w:pPr>
               <w:pStyle w:val="Compact"/>
-              <w:jc w:val="left"/>
+              <w:jc w:val="center"/>
             </w:pPr>
             <w:r>
               <w:rPr>
@@ -1844,7 +1947,7 @@
           <w:p>
             <w:pPr>
               <w:pStyle w:val="Compact"/>
-              <w:jc w:val="left"/>
+              <w:jc w:val="center"/>
             </w:pPr>
             <w:r>
               <w:rPr>
@@ -1861,7 +1964,7 @@
           <w:p>
             <w:pPr>
               <w:pStyle w:val="Compact"/>
-              <w:jc w:val="left"/>
+              <w:jc w:val="center"/>
             </w:pPr>
             <w:r>
               <w:rPr>
@@ -1876,7 +1979,7 @@
           <w:p>
             <w:pPr>
               <w:pStyle w:val="Compact"/>
-              <w:jc w:val="left"/>
+              <w:jc w:val="center"/>
             </w:pPr>
             <w:r>
               <w:rPr>
@@ -1891,7 +1994,7 @@
           <w:p>
             <w:pPr>
               <w:pStyle w:val="Compact"/>
-              <w:jc w:val="left"/>
+              <w:jc w:val="center"/>
             </w:pPr>
             <w:r>
               <w:rPr>
@@ -1908,7 +2011,7 @@
           <w:p>
             <w:pPr>
               <w:pStyle w:val="Compact"/>
-              <w:jc w:val="left"/>
+              <w:jc w:val="center"/>
             </w:pPr>
             <w:r>
               <w:rPr>
@@ -1925,7 +2028,7 @@
           <w:p>
             <w:pPr>
               <w:pStyle w:val="Compact"/>
-              <w:jc w:val="left"/>
+              <w:jc w:val="center"/>
             </w:pPr>
             <w:r>
               <w:rPr>
@@ -1940,7 +2043,7 @@
           <w:p>
             <w:pPr>
               <w:pStyle w:val="Compact"/>
-              <w:jc w:val="left"/>
+              <w:jc w:val="center"/>
             </w:pPr>
             <w:r>
               <w:rPr>
@@ -1955,7 +2058,7 @@
           <w:p>
             <w:pPr>
               <w:pStyle w:val="Compact"/>
-              <w:jc w:val="left"/>
+              <w:jc w:val="center"/>
             </w:pPr>
             <w:r>
               <w:rPr>
@@ -1972,7 +2075,7 @@
           <w:p>
             <w:pPr>
               <w:pStyle w:val="Compact"/>
-              <w:jc w:val="left"/>
+              <w:jc w:val="center"/>
             </w:pPr>
             <w:r>
               <w:rPr>
@@ -1989,7 +2092,7 @@
           <w:p>
             <w:pPr>
               <w:pStyle w:val="Compact"/>
-              <w:jc w:val="left"/>
+              <w:jc w:val="center"/>
             </w:pPr>
             <w:r>
               <w:rPr>
@@ -2004,7 +2107,7 @@
           <w:p>
             <w:pPr>
               <w:pStyle w:val="Compact"/>
-              <w:jc w:val="left"/>
+              <w:jc w:val="center"/>
             </w:pPr>
             <w:r>
               <w:rPr>
@@ -2019,7 +2122,7 @@
           <w:p>
             <w:pPr>
               <w:pStyle w:val="Compact"/>
-              <w:jc w:val="left"/>
+              <w:jc w:val="center"/>
             </w:pPr>
             <w:r>
               <w:rPr>
@@ -2038,7 +2141,7 @@
           <w:p>
             <w:pPr>
               <w:pStyle w:val="Compact"/>
-              <w:jc w:val="left"/>
+              <w:jc w:val="center"/>
             </w:pPr>
             <w:r>
               <w:rPr>
@@ -2055,7 +2158,7 @@
           <w:p>
             <w:pPr>
               <w:pStyle w:val="Compact"/>
-              <w:jc w:val="left"/>
+              <w:jc w:val="center"/>
             </w:pPr>
             <w:r>
               <w:rPr>
@@ -2070,7 +2173,7 @@
           <w:p>
             <w:pPr>
               <w:pStyle w:val="Compact"/>
-              <w:jc w:val="left"/>
+              <w:jc w:val="center"/>
             </w:pPr>
             <w:r>
               <w:rPr>
@@ -2085,7 +2188,7 @@
           <w:p>
             <w:pPr>
               <w:pStyle w:val="Compact"/>
-              <w:jc w:val="left"/>
+              <w:jc w:val="center"/>
             </w:pPr>
             <w:r>
               <w:rPr>
@@ -2102,7 +2205,7 @@
           <w:p>
             <w:pPr>
               <w:pStyle w:val="Compact"/>
-              <w:jc w:val="left"/>
+              <w:jc w:val="center"/>
             </w:pPr>
             <w:r>
               <w:rPr>
@@ -2119,7 +2222,7 @@
           <w:p>
             <w:pPr>
               <w:pStyle w:val="Compact"/>
-              <w:jc w:val="left"/>
+              <w:jc w:val="center"/>
             </w:pPr>
             <w:r>
               <w:rPr>
@@ -2134,7 +2237,7 @@
           <w:p>
             <w:pPr>
               <w:pStyle w:val="Compact"/>
-              <w:jc w:val="left"/>
+              <w:jc w:val="center"/>
             </w:pPr>
             <w:r>
               <w:rPr>
@@ -2149,7 +2252,7 @@
           <w:p>
             <w:pPr>
               <w:pStyle w:val="Compact"/>
-              <w:jc w:val="left"/>
+              <w:jc w:val="center"/>
             </w:pPr>
             <w:r>
               <w:rPr>
@@ -2166,12 +2269,6 @@
         <w:pStyle w:val="BlockText"/>
       </w:pPr>
       <w:r>
-        <w:t xml:space="preserve">⚠️</w:t>
-      </w:r>
-      <w:r>
-        <w:t xml:space="preserve"> </w:t>
-      </w:r>
-      <w:r>
         <w:rPr>
           <w:rFonts w:hint="eastAsia" w:eastAsia="SimSun" w:ascii="Times New Roman" w:hAnsi="Times New Roman"/>
           <w:b/>
@@ -2200,8 +2297,8 @@
         <w:t xml:space="preserve">。HCl和HI无此效应(H-Cl键太强无法均裂，H-I键太弱使I·不具进攻性)。</w:t>
       </w:r>
     </w:p>
-    <w:bookmarkEnd w:id="15"/>
-    <w:bookmarkStart w:id="16" w:name="碳正离子重排亲电加成中的经典陷阱"/>
+    <w:bookmarkEnd w:id="18"/>
+    <w:bookmarkStart w:id="19" w:name="碳正离子重排亲电加成中的经典陷阱"/>
     <w:p>
       <w:pPr>
         <w:pStyle w:val="Heading3"/>
@@ -2348,12 +2445,6 @@
       <w:pPr>
         <w:pStyle w:val="BlockText"/>
       </w:pPr>
-      <w:r>
-        <w:t xml:space="preserve">⚠️</w:t>
-      </w:r>
-      <w:r>
-        <w:t xml:space="preserve"> </w:t>
-      </w:r>
       <w:r>
         <w:rPr>
           <w:rFonts w:hint="eastAsia" w:eastAsia="SimSun" w:ascii="Times New Roman" w:hAnsi="Times New Roman"/>
@@ -2390,7 +2481,7 @@
           <w:p>
             <w:pPr>
               <w:pStyle w:val="Compact"/>
-              <w:jc w:val="left"/>
+              <w:jc w:val="center"/>
             </w:pPr>
             <w:r>
               <w:rPr>
@@ -2406,7 +2497,7 @@
           <w:p>
             <w:pPr>
               <w:pStyle w:val="Compact"/>
-              <w:jc w:val="left"/>
+              <w:jc w:val="center"/>
             </w:pPr>
             <w:r>
               <w:rPr>
@@ -2422,7 +2513,7 @@
           <w:p>
             <w:pPr>
               <w:pStyle w:val="Compact"/>
-              <w:jc w:val="left"/>
+              <w:jc w:val="center"/>
             </w:pPr>
             <w:r>
               <w:rPr>
@@ -2440,7 +2531,7 @@
           <w:p>
             <w:pPr>
               <w:pStyle w:val="Compact"/>
-              <w:jc w:val="left"/>
+              <w:jc w:val="center"/>
             </w:pPr>
             <w:r>
               <w:rPr>
@@ -2455,7 +2546,7 @@
           <w:p>
             <w:pPr>
               <w:pStyle w:val="Compact"/>
-              <w:jc w:val="left"/>
+              <w:jc w:val="center"/>
             </w:pPr>
             <w:r>
               <w:rPr>
@@ -2470,7 +2561,7 @@
           <w:p>
             <w:pPr>
               <w:pStyle w:val="Compact"/>
-              <w:jc w:val="left"/>
+              <w:jc w:val="center"/>
             </w:pPr>
             <w:r>
               <w:rPr>
@@ -2487,7 +2578,7 @@
           <w:p>
             <w:pPr>
               <w:pStyle w:val="Compact"/>
-              <w:jc w:val="left"/>
+              <w:jc w:val="center"/>
             </w:pPr>
             <w:r>
               <w:rPr>
@@ -2502,7 +2593,7 @@
           <w:p>
             <w:pPr>
               <w:pStyle w:val="Compact"/>
-              <w:jc w:val="left"/>
+              <w:jc w:val="center"/>
             </w:pPr>
             <w:r>
               <w:rPr>
@@ -2517,7 +2608,7 @@
           <w:p>
             <w:pPr>
               <w:pStyle w:val="Compact"/>
-              <w:jc w:val="left"/>
+              <w:jc w:val="center"/>
             </w:pPr>
             <w:r>
               <w:rPr>
@@ -2529,8 +2620,8 @@
         </w:tc>
       </w:tr>
     </w:tbl>
-    <w:bookmarkEnd w:id="16"/>
-    <w:bookmarkStart w:id="17" w:name="炔烃亲电加成的特殊性"/>
+    <w:bookmarkEnd w:id="19"/>
+    <w:bookmarkStart w:id="20" w:name="炔烃亲电加成的特殊性"/>
     <w:p>
       <w:pPr>
         <w:pStyle w:val="Heading3"/>
@@ -2564,7 +2655,7 @@
           <w:p>
             <w:pPr>
               <w:pStyle w:val="Compact"/>
-              <w:jc w:val="left"/>
+              <w:jc w:val="center"/>
             </w:pPr>
             <w:r>
               <w:rPr>
@@ -2580,7 +2671,7 @@
           <w:p>
             <w:pPr>
               <w:pStyle w:val="Compact"/>
-              <w:jc w:val="left"/>
+              <w:jc w:val="center"/>
             </w:pPr>
             <w:r>
               <w:rPr>
@@ -2598,7 +2689,7 @@
           <w:p>
             <w:pPr>
               <w:pStyle w:val="Compact"/>
-              <w:jc w:val="left"/>
+              <w:jc w:val="center"/>
             </w:pPr>
             <w:r>
               <w:rPr>
@@ -2613,7 +2704,7 @@
           <w:p>
             <w:pPr>
               <w:pStyle w:val="Compact"/>
-              <w:jc w:val="left"/>
+              <w:jc w:val="center"/>
             </w:pPr>
             <w:r>
               <w:rPr>
@@ -2630,7 +2721,7 @@
           <w:p>
             <w:pPr>
               <w:pStyle w:val="Compact"/>
-              <w:jc w:val="left"/>
+              <w:jc w:val="center"/>
             </w:pPr>
             <w:r>
               <w:rPr>
@@ -2645,7 +2736,7 @@
           <w:p>
             <w:pPr>
               <w:pStyle w:val="Compact"/>
-              <w:jc w:val="left"/>
+              <w:jc w:val="center"/>
             </w:pPr>
             <w:r>
               <w:rPr>
@@ -2662,7 +2753,7 @@
           <w:p>
             <w:pPr>
               <w:pStyle w:val="Compact"/>
-              <w:jc w:val="left"/>
+              <w:jc w:val="center"/>
             </w:pPr>
             <w:r>
               <w:rPr>
@@ -2677,7 +2768,7 @@
           <w:p>
             <w:pPr>
               <w:pStyle w:val="Compact"/>
-              <w:jc w:val="left"/>
+              <w:jc w:val="center"/>
             </w:pPr>
             <w:r>
               <w:rPr>
@@ -2694,7 +2785,7 @@
           <w:p>
             <w:pPr>
               <w:pStyle w:val="Compact"/>
-              <w:jc w:val="left"/>
+              <w:jc w:val="center"/>
             </w:pPr>
             <w:r>
               <w:rPr>
@@ -2709,7 +2800,7 @@
           <w:p>
             <w:pPr>
               <w:pStyle w:val="Compact"/>
-              <w:jc w:val="left"/>
+              <w:jc w:val="center"/>
             </w:pPr>
             <w:r>
               <w:rPr>
@@ -2725,12 +2816,6 @@
       <w:pPr>
         <w:pStyle w:val="BlockText"/>
       </w:pPr>
-      <w:r>
-        <w:t xml:space="preserve">💡</w:t>
-      </w:r>
-      <w:r>
-        <w:t xml:space="preserve"> </w:t>
-      </w:r>
       <w:r>
         <w:rPr>
           <w:rFonts w:hint="eastAsia" w:eastAsia="SimSun" w:ascii="Times New Roman" w:hAnsi="Times New Roman"/>
@@ -2753,9 +2838,9 @@
         </w:pict>
       </w:r>
     </w:p>
-    <w:bookmarkEnd w:id="17"/>
-    <w:bookmarkEnd w:id="18"/>
-    <w:bookmarkStart w:id="21" w:name="三硼氢化-氧化反马氏syn的经典"/>
+    <w:bookmarkEnd w:id="20"/>
+    <w:bookmarkEnd w:id="21"/>
+    <w:bookmarkStart w:id="24" w:name="三硼氢化-氧化反马氏syn的经典"/>
     <w:p>
       <w:pPr>
         <w:pStyle w:val="Heading2"/>
@@ -2767,7 +2852,7 @@
         <w:t xml:space="preserve">三、硼氢化-氧化——反马氏+syn的经典</w:t>
       </w:r>
     </w:p>
-    <w:bookmarkStart w:id="19" w:name="机理要点"/>
+    <w:bookmarkStart w:id="22" w:name="机理要点"/>
     <w:p>
       <w:pPr>
         <w:pStyle w:val="Heading3"/>
@@ -2975,12 +3060,6 @@
         <w:pStyle w:val="BlockText"/>
       </w:pPr>
       <w:r>
-        <w:t xml:space="preserve">⚠️</w:t>
-      </w:r>
-      <w:r>
-        <w:t xml:space="preserve"> </w:t>
-      </w:r>
-      <w:r>
         <w:rPr>
           <w:rFonts w:hint="eastAsia" w:eastAsia="SimSun" w:ascii="Times New Roman" w:hAnsi="Times New Roman"/>
           <w:b/>
@@ -3027,8 +3106,8 @@
         <w:t xml:space="preserve">。</w:t>
       </w:r>
     </w:p>
-    <w:bookmarkEnd w:id="19"/>
-    <w:bookmarkStart w:id="20" w:name="硼氢化-vs-羟汞化"/>
+    <w:bookmarkEnd w:id="22"/>
+    <w:bookmarkStart w:id="23" w:name="硼氢化-vs-羟汞化"/>
     <w:p>
       <w:pPr>
         <w:pStyle w:val="Heading3"/>
@@ -3072,7 +3151,7 @@
           <w:p>
             <w:pPr>
               <w:pStyle w:val="Compact"/>
-              <w:jc w:val="left"/>
+              <w:jc w:val="center"/>
             </w:pPr>
             <w:r>
               <w:rPr>
@@ -3088,7 +3167,7 @@
           <w:p>
             <w:pPr>
               <w:pStyle w:val="Compact"/>
-              <w:jc w:val="left"/>
+              <w:jc w:val="center"/>
             </w:pPr>
             <w:r>
               <w:rPr>
@@ -3104,7 +3183,7 @@
           <w:p>
             <w:pPr>
               <w:pStyle w:val="Compact"/>
-              <w:jc w:val="left"/>
+              <w:jc w:val="center"/>
             </w:pPr>
             <w:r>
               <w:rPr>
@@ -3122,7 +3201,7 @@
           <w:p>
             <w:pPr>
               <w:pStyle w:val="Compact"/>
-              <w:jc w:val="left"/>
+              <w:jc w:val="center"/>
             </w:pPr>
             <w:r>
               <w:rPr>
@@ -3139,7 +3218,7 @@
           <w:p>
             <w:pPr>
               <w:pStyle w:val="Compact"/>
-              <w:jc w:val="left"/>
+              <w:jc w:val="center"/>
             </w:pPr>
             <w:r>
               <w:rPr>
@@ -3154,7 +3233,7 @@
           <w:p>
             <w:pPr>
               <w:pStyle w:val="Compact"/>
-              <w:jc w:val="left"/>
+              <w:jc w:val="center"/>
             </w:pPr>
             <w:r>
               <w:rPr>
@@ -3171,7 +3250,7 @@
           <w:p>
             <w:pPr>
               <w:pStyle w:val="Compact"/>
-              <w:jc w:val="left"/>
+              <w:jc w:val="center"/>
             </w:pPr>
             <w:r>
               <w:rPr>
@@ -3188,7 +3267,7 @@
           <w:p>
             <w:pPr>
               <w:pStyle w:val="Compact"/>
-              <w:jc w:val="left"/>
+              <w:jc w:val="center"/>
             </w:pPr>
             <w:r>
               <w:rPr>
@@ -3205,7 +3284,7 @@
           <w:p>
             <w:pPr>
               <w:pStyle w:val="Compact"/>
-              <w:jc w:val="left"/>
+              <w:jc w:val="center"/>
             </w:pPr>
             <w:r>
               <w:rPr>
@@ -3224,7 +3303,7 @@
           <w:p>
             <w:pPr>
               <w:pStyle w:val="Compact"/>
-              <w:jc w:val="left"/>
+              <w:jc w:val="center"/>
             </w:pPr>
             <w:r>
               <w:rPr>
@@ -3241,7 +3320,7 @@
           <w:p>
             <w:pPr>
               <w:pStyle w:val="Compact"/>
-              <w:jc w:val="left"/>
+              <w:jc w:val="center"/>
             </w:pPr>
             <w:r>
               <w:rPr>
@@ -3258,7 +3337,7 @@
           <w:p>
             <w:pPr>
               <w:pStyle w:val="Compact"/>
-              <w:jc w:val="left"/>
+              <w:jc w:val="center"/>
             </w:pPr>
             <w:r>
               <w:rPr>
@@ -3277,7 +3356,7 @@
           <w:p>
             <w:pPr>
               <w:pStyle w:val="Compact"/>
-              <w:jc w:val="left"/>
+              <w:jc w:val="center"/>
             </w:pPr>
             <w:r>
               <w:rPr>
@@ -3294,7 +3373,7 @@
           <w:p>
             <w:pPr>
               <w:pStyle w:val="Compact"/>
-              <w:jc w:val="left"/>
+              <w:jc w:val="center"/>
             </w:pPr>
             <w:r>
               <w:rPr>
@@ -3309,7 +3388,7 @@
           <w:p>
             <w:pPr>
               <w:pStyle w:val="Compact"/>
-              <w:jc w:val="left"/>
+              <w:jc w:val="center"/>
             </w:pPr>
             <w:r>
               <w:rPr>
@@ -3326,7 +3405,7 @@
           <w:p>
             <w:pPr>
               <w:pStyle w:val="Compact"/>
-              <w:jc w:val="left"/>
+              <w:jc w:val="center"/>
             </w:pPr>
             <w:r>
               <w:rPr>
@@ -3343,7 +3422,7 @@
           <w:p>
             <w:pPr>
               <w:pStyle w:val="Compact"/>
-              <w:jc w:val="left"/>
+              <w:jc w:val="center"/>
             </w:pPr>
             <w:r>
               <w:rPr>
@@ -3358,7 +3437,7 @@
           <w:p>
             <w:pPr>
               <w:pStyle w:val="Compact"/>
-              <w:jc w:val="left"/>
+              <w:jc w:val="center"/>
             </w:pPr>
             <w:r>
               <w:rPr>
@@ -3377,9 +3456,9 @@
         </w:pict>
       </w:r>
     </w:p>
-    <w:bookmarkEnd w:id="20"/>
-    <w:bookmarkEnd w:id="21"/>
-    <w:bookmarkStart w:id="25" w:name="四共轭体系动力学-vs-热力学控制"/>
+    <w:bookmarkEnd w:id="23"/>
+    <w:bookmarkEnd w:id="24"/>
+    <w:bookmarkStart w:id="28" w:name="四共轭体系动力学-vs-热力学控制"/>
     <w:p>
       <w:pPr>
         <w:pStyle w:val="Heading2"/>
@@ -3400,7 +3479,7 @@
         <w:t xml:space="preserve">热力学控制</w:t>
       </w:r>
     </w:p>
-    <w:bookmarkStart w:id="22" w:name="共轭二烯的12--vs-14-加成"/>
+    <w:bookmarkStart w:id="25" w:name="共轭二烯的12--vs-14-加成"/>
     <w:p>
       <w:pPr>
         <w:pStyle w:val="Heading3"/>
@@ -3615,7 +3694,7 @@
           <w:p>
             <w:pPr>
               <w:pStyle w:val="Compact"/>
-              <w:jc w:val="left"/>
+              <w:jc w:val="center"/>
             </w:pPr>
             <w:r>
               <w:rPr>
@@ -3647,7 +3726,7 @@
           <w:p>
             <w:pPr>
               <w:pStyle w:val="Compact"/>
-              <w:jc w:val="left"/>
+              <w:jc w:val="center"/>
             </w:pPr>
             <w:r>
               <w:rPr>
@@ -3680,7 +3759,7 @@
           <w:p>
             <w:pPr>
               <w:pStyle w:val="Compact"/>
-              <w:jc w:val="left"/>
+              <w:jc w:val="center"/>
             </w:pPr>
             <w:r>
               <w:rPr>
@@ -3712,7 +3791,7 @@
           <w:p>
             <w:pPr>
               <w:pStyle w:val="Compact"/>
-              <w:jc w:val="left"/>
+              <w:jc w:val="center"/>
             </w:pPr>
             <w:r>
               <w:rPr>
@@ -3744,7 +3823,7 @@
           <w:p>
             <w:pPr>
               <w:pStyle w:val="Compact"/>
-              <w:jc w:val="left"/>
+              <w:jc w:val="center"/>
             </w:pPr>
             <w:r>
               <w:rPr>
@@ -3776,7 +3855,7 @@
           <w:p>
             <w:pPr>
               <w:pStyle w:val="Compact"/>
-              <w:jc w:val="left"/>
+              <w:jc w:val="center"/>
             </w:pPr>
             <w:r>
               <w:rPr>
@@ -3793,12 +3872,6 @@
         <w:pStyle w:val="BlockText"/>
       </w:pPr>
       <w:r>
-        <w:t xml:space="preserve">💡</w:t>
-      </w:r>
-      <w:r>
-        <w:t xml:space="preserve"> </w:t>
-      </w:r>
-      <w:r>
         <w:rPr>
           <w:rFonts w:hint="eastAsia" w:eastAsia="SimSun" w:ascii="Times New Roman" w:hAnsi="Times New Roman"/>
           <w:b/>
@@ -3813,8 +3886,8 @@
         <w:t xml:space="preserve">：动力学控制像”先到先得”——谁跑得快谁先到终点(1,2-产物)。热力学控制像”优胜劣汰”——弱的被淘汰，最后只留下最强者(1,4-产物)。温度就是”裁判”：低温时不允许反悔(先到为准)，高温时允许反悔(强者为王)。</w:t>
       </w:r>
     </w:p>
-    <w:bookmarkEnd w:id="22"/>
-    <w:bookmarkStart w:id="23" w:name="αβ-不饱和羰基的12--vs-14-加成"/>
+    <w:bookmarkEnd w:id="25"/>
+    <w:bookmarkStart w:id="26" w:name="αβ-不饱和羰基的12--vs-14-加成"/>
     <w:p>
       <w:pPr>
         <w:pStyle w:val="Heading3"/>
@@ -3859,7 +3932,7 @@
           <w:p>
             <w:pPr>
               <w:pStyle w:val="Compact"/>
-              <w:jc w:val="left"/>
+              <w:jc w:val="center"/>
             </w:pPr>
             <w:r>
               <w:rPr>
@@ -3875,7 +3948,7 @@
           <w:p>
             <w:pPr>
               <w:pStyle w:val="Compact"/>
-              <w:jc w:val="left"/>
+              <w:jc w:val="center"/>
             </w:pPr>
             <w:r>
               <w:rPr>
@@ -3891,7 +3964,7 @@
           <w:p>
             <w:pPr>
               <w:pStyle w:val="Compact"/>
-              <w:jc w:val="left"/>
+              <w:jc w:val="center"/>
             </w:pPr>
             <w:r>
               <w:rPr>
@@ -3909,7 +3982,7 @@
           <w:p>
             <w:pPr>
               <w:pStyle w:val="Compact"/>
-              <w:jc w:val="left"/>
+              <w:jc w:val="center"/>
             </w:pPr>
             <w:r>
               <w:rPr>
@@ -3926,7 +3999,7 @@
           <w:p>
             <w:pPr>
               <w:pStyle w:val="Compact"/>
-              <w:jc w:val="left"/>
+              <w:jc w:val="center"/>
             </w:pPr>
             <w:r>
               <w:rPr>
@@ -3941,7 +4014,7 @@
           <w:p>
             <w:pPr>
               <w:pStyle w:val="Compact"/>
-              <w:jc w:val="left"/>
+              <w:jc w:val="center"/>
             </w:pPr>
             <w:r>
               <w:rPr>
@@ -3958,7 +4031,7 @@
           <w:p>
             <w:pPr>
               <w:pStyle w:val="Compact"/>
-              <w:jc w:val="left"/>
+              <w:jc w:val="center"/>
             </w:pPr>
             <w:r>
               <w:rPr>
@@ -3975,7 +4048,7 @@
           <w:p>
             <w:pPr>
               <w:pStyle w:val="Compact"/>
-              <w:jc w:val="left"/>
+              <w:jc w:val="center"/>
             </w:pPr>
             <w:r>
               <w:rPr>
@@ -3990,7 +4063,7 @@
           <w:p>
             <w:pPr>
               <w:pStyle w:val="Compact"/>
-              <w:jc w:val="left"/>
+              <w:jc w:val="center"/>
             </w:pPr>
             <w:r>
               <w:rPr>
@@ -4007,7 +4080,7 @@
           <w:p>
             <w:pPr>
               <w:pStyle w:val="Compact"/>
-              <w:jc w:val="left"/>
+              <w:jc w:val="center"/>
             </w:pPr>
             <w:r>
               <w:rPr>
@@ -4024,7 +4097,7 @@
           <w:p>
             <w:pPr>
               <w:pStyle w:val="Compact"/>
-              <w:jc w:val="left"/>
+              <w:jc w:val="center"/>
             </w:pPr>
             <w:r>
               <w:rPr>
@@ -4039,7 +4112,7 @@
           <w:p>
             <w:pPr>
               <w:pStyle w:val="Compact"/>
-              <w:jc w:val="left"/>
+              <w:jc w:val="center"/>
             </w:pPr>
             <w:r>
               <w:rPr>
@@ -4056,7 +4129,7 @@
           <w:p>
             <w:pPr>
               <w:pStyle w:val="Compact"/>
-              <w:jc w:val="left"/>
+              <w:jc w:val="center"/>
             </w:pPr>
             <w:r>
               <w:rPr>
@@ -4073,7 +4146,7 @@
           <w:p>
             <w:pPr>
               <w:pStyle w:val="Compact"/>
-              <w:jc w:val="left"/>
+              <w:jc w:val="center"/>
             </w:pPr>
             <w:r>
               <w:rPr>
@@ -4096,7 +4169,7 @@
           <w:p>
             <w:pPr>
               <w:pStyle w:val="Compact"/>
-              <w:jc w:val="left"/>
+              <w:jc w:val="center"/>
             </w:pPr>
             <w:r>
               <w:rPr>
@@ -4121,7 +4194,7 @@
           <w:p>
             <w:pPr>
               <w:pStyle w:val="Compact"/>
-              <w:jc w:val="left"/>
+              <w:jc w:val="center"/>
             </w:pPr>
             <w:r>
               <w:rPr>
@@ -4138,7 +4211,7 @@
           <w:p>
             <w:pPr>
               <w:pStyle w:val="Compact"/>
-              <w:jc w:val="left"/>
+              <w:jc w:val="center"/>
             </w:pPr>
             <w:r>
               <w:rPr>
@@ -4161,7 +4234,7 @@
           <w:p>
             <w:pPr>
               <w:pStyle w:val="Compact"/>
-              <w:jc w:val="left"/>
+              <w:jc w:val="center"/>
             </w:pPr>
             <w:r>
               <w:rPr>
@@ -4294,7 +4367,7 @@
           <w:p>
             <w:pPr>
               <w:pStyle w:val="Compact"/>
-              <w:jc w:val="left"/>
+              <w:jc w:val="center"/>
             </w:pPr>
             <w:r>
               <w:rPr>
@@ -4342,7 +4415,7 @@
           <w:p>
             <w:pPr>
               <w:pStyle w:val="Compact"/>
-              <w:jc w:val="left"/>
+              <w:jc w:val="center"/>
             </w:pPr>
             <w:r>
               <w:rPr>
@@ -4360,7 +4433,7 @@
           <w:p>
             <w:pPr>
               <w:pStyle w:val="Compact"/>
-              <w:jc w:val="left"/>
+              <w:jc w:val="center"/>
             </w:pPr>
             <w:r>
               <w:rPr>
@@ -4407,7 +4480,7 @@
           <w:p>
             <w:pPr>
               <w:pStyle w:val="Compact"/>
-              <w:jc w:val="left"/>
+              <w:jc w:val="center"/>
             </w:pPr>
             <w:r>
               <w:rPr>
@@ -4424,7 +4497,7 @@
           <w:p>
             <w:pPr>
               <w:pStyle w:val="Compact"/>
-              <w:jc w:val="left"/>
+              <w:jc w:val="center"/>
             </w:pPr>
             <w:r>
               <w:rPr>
@@ -4471,7 +4544,7 @@
           <w:p>
             <w:pPr>
               <w:pStyle w:val="Compact"/>
-              <w:jc w:val="left"/>
+              <w:jc w:val="center"/>
             </w:pPr>
             <w:r>
               <w:rPr>
@@ -4483,8 +4556,8 @@
         </w:tc>
       </w:tr>
     </w:tbl>
-    <w:bookmarkEnd w:id="23"/>
-    <w:bookmarkStart w:id="24" w:name="动力学热力学控制的跨反应比较"/>
+    <w:bookmarkEnd w:id="26"/>
+    <w:bookmarkStart w:id="27" w:name="动力学热力学控制的跨反应比较"/>
     <w:p>
       <w:pPr>
         <w:pStyle w:val="Heading3"/>
@@ -4520,7 +4593,7 @@
           <w:p>
             <w:pPr>
               <w:pStyle w:val="Compact"/>
-              <w:jc w:val="left"/>
+              <w:jc w:val="center"/>
             </w:pPr>
             <w:r>
               <w:rPr>
@@ -4536,7 +4609,7 @@
           <w:p>
             <w:pPr>
               <w:pStyle w:val="Compact"/>
-              <w:jc w:val="left"/>
+              <w:jc w:val="center"/>
             </w:pPr>
             <w:r>
               <w:rPr>
@@ -4552,7 +4625,7 @@
           <w:p>
             <w:pPr>
               <w:pStyle w:val="Compact"/>
-              <w:jc w:val="left"/>
+              <w:jc w:val="center"/>
             </w:pPr>
             <w:r>
               <w:rPr>
@@ -4586,7 +4659,7 @@
           <w:p>
             <w:pPr>
               <w:pStyle w:val="Compact"/>
-              <w:jc w:val="left"/>
+              <w:jc w:val="center"/>
             </w:pPr>
             <w:r>
               <w:rPr>
@@ -4607,7 +4680,7 @@
           <w:p>
             <w:pPr>
               <w:pStyle w:val="Compact"/>
-              <w:jc w:val="left"/>
+              <w:jc w:val="center"/>
             </w:pPr>
             <w:r>
               <w:rPr>
@@ -4622,7 +4695,7 @@
           <w:p>
             <w:pPr>
               <w:pStyle w:val="Compact"/>
-              <w:jc w:val="left"/>
+              <w:jc w:val="center"/>
             </w:pPr>
             <w:r>
               <w:rPr>
@@ -4654,7 +4727,7 @@
           <w:p>
             <w:pPr>
               <w:pStyle w:val="Compact"/>
-              <w:jc w:val="left"/>
+              <w:jc w:val="center"/>
             </w:pPr>
             <w:r>
               <w:rPr>
@@ -4675,7 +4748,7 @@
           <w:p>
             <w:pPr>
               <w:pStyle w:val="Compact"/>
-              <w:jc w:val="left"/>
+              <w:jc w:val="center"/>
             </w:pPr>
             <w:r>
               <w:rPr>
@@ -4690,7 +4763,7 @@
           <w:p>
             <w:pPr>
               <w:pStyle w:val="Compact"/>
-              <w:jc w:val="left"/>
+              <w:jc w:val="center"/>
             </w:pPr>
             <w:r>
               <w:rPr>
@@ -4722,7 +4795,7 @@
           <w:p>
             <w:pPr>
               <w:pStyle w:val="Compact"/>
-              <w:jc w:val="left"/>
+              <w:jc w:val="center"/>
             </w:pPr>
             <w:r>
               <w:rPr>
@@ -4743,7 +4816,7 @@
           <w:p>
             <w:pPr>
               <w:pStyle w:val="Compact"/>
-              <w:jc w:val="left"/>
+              <w:jc w:val="center"/>
             </w:pPr>
             <w:r>
               <w:rPr>
@@ -4758,7 +4831,7 @@
           <w:p>
             <w:pPr>
               <w:pStyle w:val="Compact"/>
-              <w:jc w:val="left"/>
+              <w:jc w:val="center"/>
             </w:pPr>
             <w:r>
               <w:rPr>
@@ -4790,7 +4863,7 @@
           <w:p>
             <w:pPr>
               <w:pStyle w:val="Compact"/>
-              <w:jc w:val="left"/>
+              <w:jc w:val="center"/>
             </w:pPr>
             <w:r>
               <w:rPr>
@@ -4805,7 +4878,7 @@
           <w:p>
             <w:pPr>
               <w:pStyle w:val="Compact"/>
-              <w:jc w:val="left"/>
+              <w:jc w:val="center"/>
             </w:pPr>
             <w:r>
               <w:rPr>
@@ -4820,7 +4893,7 @@
           <w:p>
             <w:pPr>
               <w:pStyle w:val="Compact"/>
-              <w:jc w:val="left"/>
+              <w:jc w:val="center"/>
             </w:pPr>
             <w:r>
               <w:rPr>
@@ -4851,12 +4924,6 @@
       <w:pPr>
         <w:pStyle w:val="BlockText"/>
       </w:pPr>
-      <w:r>
-        <w:t xml:space="preserve">⚠️</w:t>
-      </w:r>
-      <w:r>
-        <w:t xml:space="preserve"> </w:t>
-      </w:r>
       <w:r>
         <w:rPr>
           <w:rFonts w:hint="eastAsia" w:eastAsia="SimSun" w:ascii="Times New Roman" w:hAnsi="Times New Roman"/>
@@ -4907,9 +4974,9 @@
         </w:pict>
       </w:r>
     </w:p>
-    <w:bookmarkEnd w:id="24"/>
-    <w:bookmarkEnd w:id="25"/>
-    <w:bookmarkStart w:id="30" w:name="五亲核加成羰基的电子控制"/>
+    <w:bookmarkEnd w:id="27"/>
+    <w:bookmarkEnd w:id="28"/>
+    <w:bookmarkStart w:id="33" w:name="五亲核加成羰基的电子控制"/>
     <w:p>
       <w:pPr>
         <w:pStyle w:val="Heading2"/>
@@ -4921,7 +4988,7 @@
         <w:t xml:space="preserve">五、亲核加成——羰基的电子控制</w:t>
       </w:r>
     </w:p>
-    <w:bookmarkStart w:id="26" w:name="羰基极性来源"/>
+    <w:bookmarkStart w:id="29" w:name="羰基极性来源"/>
     <w:p>
       <w:pPr>
         <w:pStyle w:val="Heading3"/>
@@ -5008,8 +5075,8 @@
         <w:t xml:space="preserve">质子化羰基氧进一步增强亲电性</w:t>
       </w:r>
     </w:p>
-    <w:bookmarkEnd w:id="26"/>
-    <w:bookmarkStart w:id="27" w:name="羰基反应性排序"/>
+    <w:bookmarkEnd w:id="29"/>
+    <w:bookmarkStart w:id="30" w:name="羰基反应性排序"/>
     <w:p>
       <w:pPr>
         <w:pStyle w:val="Heading3"/>
@@ -5031,6 +5098,12 @@
       <m:oMathPara>
         <m:oMathParaPr>
           <m:jc m:val="center"/>
+          <m:ctrlPr>
+            <w:rPr>
+              <w:sz w:val="28"/>
+              <w:szCs w:val="28"/>
+            </w:rPr>
+          </m:ctrlPr>
         </m:oMathParaPr>
         <m:oMath>
           <m:r>
@@ -5063,7 +5136,7 @@
           <w:p>
             <w:pPr>
               <w:pStyle w:val="Compact"/>
-              <w:jc w:val="left"/>
+              <w:jc w:val="center"/>
             </w:pPr>
             <w:r>
               <w:rPr>
@@ -5095,7 +5168,7 @@
           <w:p>
             <w:pPr>
               <w:pStyle w:val="Compact"/>
-              <w:jc w:val="left"/>
+              <w:jc w:val="center"/>
             </w:pPr>
             <w:r>
               <w:rPr>
@@ -5113,7 +5186,7 @@
           <w:p>
             <w:pPr>
               <w:pStyle w:val="Compact"/>
-              <w:jc w:val="left"/>
+              <w:jc w:val="center"/>
             </w:pPr>
             <w:r>
               <w:rPr>
@@ -5143,7 +5216,7 @@
           <w:p>
             <w:pPr>
               <w:pStyle w:val="Compact"/>
-              <w:jc w:val="left"/>
+              <w:jc w:val="center"/>
             </w:pPr>
             <w:r>
               <w:rPr>
@@ -5160,7 +5233,7 @@
           <w:p>
             <w:pPr>
               <w:pStyle w:val="Compact"/>
-              <w:jc w:val="left"/>
+              <w:jc w:val="center"/>
             </w:pPr>
             <w:r>
               <w:rPr>
@@ -5190,7 +5263,7 @@
           <w:p>
             <w:pPr>
               <w:pStyle w:val="Compact"/>
-              <w:jc w:val="left"/>
+              <w:jc w:val="center"/>
             </w:pPr>
             <w:r>
               <w:rPr>
@@ -5207,7 +5280,7 @@
           <w:p>
             <w:pPr>
               <w:pStyle w:val="Compact"/>
-              <w:jc w:val="left"/>
+              <w:jc w:val="center"/>
             </w:pPr>
             <w:r>
               <w:rPr>
@@ -5237,7 +5310,7 @@
           <w:p>
             <w:pPr>
               <w:pStyle w:val="Compact"/>
-              <w:jc w:val="left"/>
+              <w:jc w:val="center"/>
             </w:pPr>
             <w:r>
               <w:rPr>
@@ -5254,7 +5327,7 @@
           <w:p>
             <w:pPr>
               <w:pStyle w:val="Compact"/>
-              <w:jc w:val="left"/>
+              <w:jc w:val="center"/>
             </w:pPr>
             <w:r>
               <w:rPr>
@@ -5284,7 +5357,7 @@
           <w:p>
             <w:pPr>
               <w:pStyle w:val="Compact"/>
-              <w:jc w:val="left"/>
+              <w:jc w:val="center"/>
             </w:pPr>
             <w:r>
               <w:rPr>
@@ -5301,7 +5374,7 @@
           <w:p>
             <w:pPr>
               <w:pStyle w:val="Compact"/>
-              <w:jc w:val="left"/>
+              <w:jc w:val="center"/>
             </w:pPr>
             <w:r>
               <w:rPr>
@@ -5331,7 +5404,7 @@
           <w:p>
             <w:pPr>
               <w:pStyle w:val="Compact"/>
-              <w:jc w:val="left"/>
+              <w:jc w:val="center"/>
             </w:pPr>
             <w:r>
               <w:rPr>
@@ -5343,8 +5416,8 @@
         </w:tc>
       </w:tr>
     </w:tbl>
-    <w:bookmarkEnd w:id="27"/>
-    <w:bookmarkStart w:id="28" w:name="亲核加成典型反应"/>
+    <w:bookmarkEnd w:id="30"/>
+    <w:bookmarkStart w:id="31" w:name="亲核加成典型反应"/>
     <w:p>
       <w:pPr>
         <w:pStyle w:val="Heading3"/>
@@ -5380,7 +5453,7 @@
           <w:p>
             <w:pPr>
               <w:pStyle w:val="Compact"/>
-              <w:jc w:val="left"/>
+              <w:jc w:val="center"/>
             </w:pPr>
             <w:r>
               <w:rPr>
@@ -5396,7 +5469,7 @@
           <w:p>
             <w:pPr>
               <w:pStyle w:val="Compact"/>
-              <w:jc w:val="left"/>
+              <w:jc w:val="center"/>
             </w:pPr>
             <w:r>
               <w:rPr>
@@ -5412,7 +5485,7 @@
           <w:p>
             <w:pPr>
               <w:pStyle w:val="Compact"/>
-              <w:jc w:val="left"/>
+              <w:jc w:val="center"/>
             </w:pPr>
             <w:r>
               <w:rPr>
@@ -5446,7 +5519,7 @@
           <w:p>
             <w:pPr>
               <w:pStyle w:val="Compact"/>
-              <w:jc w:val="left"/>
+              <w:jc w:val="center"/>
             </w:pPr>
             <w:r>
               <w:rPr>
@@ -5461,7 +5534,7 @@
           <w:p>
             <w:pPr>
               <w:pStyle w:val="Compact"/>
-              <w:jc w:val="left"/>
+              <w:jc w:val="center"/>
             </w:pPr>
             <w:r>
               <w:rPr>
@@ -5476,7 +5549,7 @@
           <w:p>
             <w:pPr>
               <w:pStyle w:val="Compact"/>
-              <w:jc w:val="left"/>
+              <w:jc w:val="center"/>
             </w:pPr>
             <w:r>
               <w:rPr>
@@ -5514,7 +5587,7 @@
           <w:p>
             <w:pPr>
               <w:pStyle w:val="Compact"/>
-              <w:jc w:val="left"/>
+              <w:jc w:val="center"/>
             </w:pPr>
             <w:r>
               <w:rPr>
@@ -5529,7 +5602,7 @@
           <w:p>
             <w:pPr>
               <w:pStyle w:val="Compact"/>
-              <w:jc w:val="left"/>
+              <w:jc w:val="center"/>
             </w:pPr>
             <w:r>
               <w:rPr>
@@ -5544,7 +5617,7 @@
           <w:p>
             <w:pPr>
               <w:pStyle w:val="Compact"/>
-              <w:jc w:val="left"/>
+              <w:jc w:val="center"/>
             </w:pPr>
             <w:r>
               <w:rPr>
@@ -5582,7 +5655,7 @@
           <w:p>
             <w:pPr>
               <w:pStyle w:val="Compact"/>
-              <w:jc w:val="left"/>
+              <w:jc w:val="center"/>
             </w:pPr>
             <w:r>
               <w:rPr>
@@ -5597,7 +5670,7 @@
           <w:p>
             <w:pPr>
               <w:pStyle w:val="Compact"/>
-              <w:jc w:val="left"/>
+              <w:jc w:val="center"/>
             </w:pPr>
             <w:r>
               <w:rPr>
@@ -5612,7 +5685,7 @@
           <w:p>
             <w:pPr>
               <w:pStyle w:val="Compact"/>
-              <w:jc w:val="left"/>
+              <w:jc w:val="center"/>
             </w:pPr>
             <w:r>
               <w:rPr>
@@ -5650,7 +5723,7 @@
           <w:p>
             <w:pPr>
               <w:pStyle w:val="Compact"/>
-              <w:jc w:val="left"/>
+              <w:jc w:val="center"/>
             </w:pPr>
             <w:r>
               <w:rPr>
@@ -5665,7 +5738,7 @@
           <w:p>
             <w:pPr>
               <w:pStyle w:val="Compact"/>
-              <w:jc w:val="left"/>
+              <w:jc w:val="center"/>
             </w:pPr>
             <w:r>
               <w:rPr>
@@ -5680,7 +5753,7 @@
           <w:p>
             <w:pPr>
               <w:pStyle w:val="Compact"/>
-              <w:jc w:val="left"/>
+              <w:jc w:val="center"/>
             </w:pPr>
             <w:r>
               <w:rPr>
@@ -5697,12 +5770,6 @@
               <w:pStyle w:val="Compact"/>
               <w:jc w:val="center"/>
             </w:pPr>
-            <w:r>
-              <w:rPr>
-                <w:rFonts w:ascii="Times New Roman" w:hAnsi="Times New Roman" w:eastAsia="SimSun"/>
-              </w:rPr>
-              <w:t xml:space="preserve">⚠️ </w:t>
-            </w:r>
             <w:r>
               <w:rPr>
                 <w:rFonts w:hint="eastAsia" w:ascii="Times New Roman" w:hAnsi="Times New Roman" w:eastAsia="SimSun"/>
@@ -5718,7 +5785,7 @@
           <w:p>
             <w:pPr>
               <w:pStyle w:val="Compact"/>
-              <w:jc w:val="left"/>
+              <w:jc w:val="center"/>
             </w:pPr>
             <w:r>
               <w:rPr>
@@ -5733,7 +5800,7 @@
           <w:p>
             <w:pPr>
               <w:pStyle w:val="Compact"/>
-              <w:jc w:val="left"/>
+              <w:jc w:val="center"/>
             </w:pPr>
             <w:r>
               <w:rPr>
@@ -5748,7 +5815,7 @@
           <w:p>
             <w:pPr>
               <w:pStyle w:val="Compact"/>
-              <w:jc w:val="left"/>
+              <w:jc w:val="center"/>
             </w:pPr>
             <w:r>
               <w:rPr>
@@ -5786,7 +5853,7 @@
           <w:p>
             <w:pPr>
               <w:pStyle w:val="Compact"/>
-              <w:jc w:val="left"/>
+              <w:jc w:val="center"/>
             </w:pPr>
             <w:r>
               <w:rPr>
@@ -5801,7 +5868,7 @@
           <w:p>
             <w:pPr>
               <w:pStyle w:val="Compact"/>
-              <w:jc w:val="left"/>
+              <w:jc w:val="center"/>
             </w:pPr>
             <w:r>
               <w:rPr>
@@ -5816,7 +5883,7 @@
           <w:p>
             <w:pPr>
               <w:pStyle w:val="Compact"/>
-              <w:jc w:val="left"/>
+              <w:jc w:val="center"/>
             </w:pPr>
             <w:r>
               <w:rPr>
@@ -5849,8 +5916,8 @@
         </w:tc>
       </w:tr>
     </w:tbl>
-    <w:bookmarkEnd w:id="28"/>
-    <w:bookmarkStart w:id="29" w:name="立体化学cram规则与felkin-anh模型"/>
+    <w:bookmarkEnd w:id="31"/>
+    <w:bookmarkStart w:id="32" w:name="立体化学cram规则与felkin-anh模型"/>
     <w:p>
       <w:pPr>
         <w:pStyle w:val="Heading3"/>
@@ -6008,12 +6075,6 @@
       <w:pPr>
         <w:pStyle w:val="BlockText"/>
       </w:pPr>
-      <w:r>
-        <w:t xml:space="preserve">💡</w:t>
-      </w:r>
-      <w:r>
-        <w:t xml:space="preserve"> </w:t>
-      </w:r>
       <w:r>
         <w:rPr>
           <w:rFonts w:hint="eastAsia" w:eastAsia="SimSun" w:ascii="Times New Roman" w:hAnsi="Times New Roman"/>
@@ -6036,9 +6097,9 @@
         </w:pict>
       </w:r>
     </w:p>
-    <w:bookmarkEnd w:id="29"/>
-    <w:bookmarkEnd w:id="30"/>
-    <w:bookmarkStart w:id="33" w:name="六环加成协同加成的轨道语言"/>
+    <w:bookmarkEnd w:id="32"/>
+    <w:bookmarkEnd w:id="33"/>
+    <w:bookmarkStart w:id="36" w:name="六环加成协同加成的轨道语言"/>
     <w:p>
       <w:pPr>
         <w:pStyle w:val="Heading2"/>
@@ -6050,7 +6111,7 @@
         <w:t xml:space="preserve">六、环加成——协同加成的轨道语言</w:t>
       </w:r>
     </w:p>
-    <w:bookmarkStart w:id="31" w:name="diels-alder-42-环加成"/>
+    <w:bookmarkStart w:id="34" w:name="diels-alder-42-环加成"/>
     <w:p>
       <w:pPr>
         <w:pStyle w:val="Heading3"/>
@@ -6317,7 +6378,7 @@
           <w:p>
             <w:pPr>
               <w:pStyle w:val="Compact"/>
-              <w:jc w:val="left"/>
+              <w:jc w:val="center"/>
             </w:pPr>
             <w:r>
               <w:rPr>
@@ -6333,7 +6394,7 @@
           <w:p>
             <w:pPr>
               <w:pStyle w:val="Compact"/>
-              <w:jc w:val="left"/>
+              <w:jc w:val="center"/>
             </w:pPr>
             <w:r>
               <w:rPr>
@@ -6351,7 +6412,7 @@
           <w:p>
             <w:pPr>
               <w:pStyle w:val="Compact"/>
-              <w:jc w:val="left"/>
+              <w:jc w:val="center"/>
             </w:pPr>
             <w:r>
               <w:rPr>
@@ -6368,7 +6429,7 @@
           <w:p>
             <w:pPr>
               <w:pStyle w:val="Compact"/>
-              <w:jc w:val="left"/>
+              <w:jc w:val="center"/>
             </w:pPr>
             <w:r>
               <w:rPr>
@@ -6385,7 +6446,7 @@
           <w:p>
             <w:pPr>
               <w:pStyle w:val="Compact"/>
-              <w:jc w:val="left"/>
+              <w:jc w:val="center"/>
             </w:pPr>
             <w:r>
               <w:rPr>
@@ -6402,7 +6463,7 @@
           <w:p>
             <w:pPr>
               <w:pStyle w:val="Compact"/>
-              <w:jc w:val="left"/>
+              <w:jc w:val="center"/>
             </w:pPr>
             <w:r>
               <w:rPr>
@@ -6419,7 +6480,7 @@
           <w:p>
             <w:pPr>
               <w:pStyle w:val="Compact"/>
-              <w:jc w:val="left"/>
+              <w:jc w:val="center"/>
             </w:pPr>
             <w:r>
               <w:rPr>
@@ -6436,7 +6497,7 @@
           <w:p>
             <w:pPr>
               <w:pStyle w:val="Compact"/>
-              <w:jc w:val="left"/>
+              <w:jc w:val="center"/>
             </w:pPr>
             <w:r>
               <w:rPr>
@@ -6453,7 +6514,7 @@
           <w:p>
             <w:pPr>
               <w:pStyle w:val="Compact"/>
-              <w:jc w:val="left"/>
+              <w:jc w:val="center"/>
             </w:pPr>
             <w:r>
               <w:rPr>
@@ -6470,7 +6531,7 @@
           <w:p>
             <w:pPr>
               <w:pStyle w:val="Compact"/>
-              <w:jc w:val="left"/>
+              <w:jc w:val="center"/>
             </w:pPr>
             <w:r>
               <w:rPr>
@@ -6511,12 +6572,6 @@
         <w:pStyle w:val="BlockText"/>
       </w:pPr>
       <w:r>
-        <w:t xml:space="preserve">⚠️</w:t>
-      </w:r>
-      <w:r>
-        <w:t xml:space="preserve"> </w:t>
-      </w:r>
-      <w:r>
         <w:rPr>
           <w:rFonts w:hint="eastAsia" w:eastAsia="SimSun" w:ascii="Times New Roman" w:hAnsi="Times New Roman"/>
           <w:b/>
@@ -6531,8 +6586,8 @@
         <w:t xml:space="preserve">：环戊二烯室温下自聚(自身既是双烯体又是亲双烯体)→二聚体。蒸馏时需加热至~170°C使二聚体解聚。</w:t>
       </w:r>
     </w:p>
-    <w:bookmarkEnd w:id="31"/>
-    <w:bookmarkStart w:id="32" w:name="环加成与42对比"/>
+    <w:bookmarkEnd w:id="34"/>
+    <w:bookmarkStart w:id="35" w:name="环加成与42对比"/>
     <w:p>
       <w:pPr>
         <w:pStyle w:val="Heading3"/>
@@ -6567,7 +6622,7 @@
           <w:p>
             <w:pPr>
               <w:pStyle w:val="Compact"/>
-              <w:jc w:val="left"/>
+              <w:jc w:val="center"/>
             </w:pPr>
             <w:r>
               <w:rPr>
@@ -6583,7 +6638,7 @@
           <w:p>
             <w:pPr>
               <w:pStyle w:val="Compact"/>
-              <w:jc w:val="left"/>
+              <w:jc w:val="center"/>
             </w:pPr>
             <w:r>
               <w:rPr>
@@ -6599,7 +6654,7 @@
           <w:p>
             <w:pPr>
               <w:pStyle w:val="Compact"/>
-              <w:jc w:val="left"/>
+              <w:jc w:val="center"/>
             </w:pPr>
             <w:r>
               <w:rPr>
@@ -6624,7 +6679,7 @@
           <w:p>
             <w:pPr>
               <w:pStyle w:val="Compact"/>
-              <w:jc w:val="left"/>
+              <w:jc w:val="center"/>
             </w:pPr>
             <w:r>
               <w:rPr>
@@ -6641,7 +6696,7 @@
           <w:p>
             <w:pPr>
               <w:pStyle w:val="Compact"/>
-              <w:jc w:val="left"/>
+              <w:jc w:val="center"/>
             </w:pPr>
             <w:r>
               <w:rPr>
@@ -6656,7 +6711,7 @@
           <w:p>
             <w:pPr>
               <w:pStyle w:val="Compact"/>
-              <w:jc w:val="left"/>
+              <w:jc w:val="center"/>
             </w:pPr>
             <w:r>
               <w:rPr>
@@ -6673,7 +6728,7 @@
           <w:p>
             <w:pPr>
               <w:pStyle w:val="Compact"/>
-              <w:jc w:val="left"/>
+              <w:jc w:val="center"/>
             </w:pPr>
             <w:r>
               <w:rPr>
@@ -6690,7 +6745,7 @@
           <w:p>
             <w:pPr>
               <w:pStyle w:val="Compact"/>
-              <w:jc w:val="left"/>
+              <w:jc w:val="center"/>
             </w:pPr>
             <w:r>
               <w:rPr>
@@ -6719,7 +6774,7 @@
           <w:p>
             <w:pPr>
               <w:pStyle w:val="Compact"/>
-              <w:jc w:val="left"/>
+              <w:jc w:val="center"/>
             </w:pPr>
             <w:r>
               <w:rPr>
@@ -6756,7 +6811,7 @@
           <w:p>
             <w:pPr>
               <w:pStyle w:val="Compact"/>
-              <w:jc w:val="left"/>
+              <w:jc w:val="center"/>
             </w:pPr>
             <w:r>
               <w:rPr>
@@ -6773,7 +6828,7 @@
           <w:p>
             <w:pPr>
               <w:pStyle w:val="Compact"/>
-              <w:jc w:val="left"/>
+              <w:jc w:val="center"/>
             </w:pPr>
             <w:r>
               <w:rPr>
@@ -6788,7 +6843,7 @@
           <w:p>
             <w:pPr>
               <w:pStyle w:val="Compact"/>
-              <w:jc w:val="left"/>
+              <w:jc w:val="center"/>
             </w:pPr>
             <w:r>
               <w:rPr>
@@ -6819,7 +6874,7 @@
           <w:p>
             <w:pPr>
               <w:pStyle w:val="Compact"/>
-              <w:jc w:val="left"/>
+              <w:jc w:val="center"/>
             </w:pPr>
             <w:r>
               <w:rPr>
@@ -6836,7 +6891,7 @@
           <w:p>
             <w:pPr>
               <w:pStyle w:val="Compact"/>
-              <w:jc w:val="left"/>
+              <w:jc w:val="center"/>
             </w:pPr>
             <w:r>
               <w:rPr>
@@ -6851,7 +6906,7 @@
           <w:p>
             <w:pPr>
               <w:pStyle w:val="Compact"/>
-              <w:jc w:val="left"/>
+              <w:jc w:val="center"/>
             </w:pPr>
             <w:r>
               <w:rPr>
@@ -6868,7 +6923,7 @@
           <w:p>
             <w:pPr>
               <w:pStyle w:val="Compact"/>
-              <w:jc w:val="left"/>
+              <w:jc w:val="center"/>
             </w:pPr>
             <w:r>
               <w:rPr>
@@ -6885,7 +6940,7 @@
           <w:p>
             <w:pPr>
               <w:pStyle w:val="Compact"/>
-              <w:jc w:val="left"/>
+              <w:jc w:val="center"/>
             </w:pPr>
             <w:r>
               <w:rPr>
@@ -6900,7 +6955,7 @@
           <w:p>
             <w:pPr>
               <w:pStyle w:val="Compact"/>
-              <w:jc w:val="left"/>
+              <w:jc w:val="center"/>
             </w:pPr>
             <w:r>
               <w:rPr>
@@ -6917,7 +6972,7 @@
           <w:p>
             <w:pPr>
               <w:pStyle w:val="Compact"/>
-              <w:jc w:val="left"/>
+              <w:jc w:val="center"/>
             </w:pPr>
             <w:r>
               <w:rPr>
@@ -6934,7 +6989,7 @@
           <w:p>
             <w:pPr>
               <w:pStyle w:val="Compact"/>
-              <w:jc w:val="left"/>
+              <w:jc w:val="center"/>
             </w:pPr>
             <w:r>
               <w:rPr>
@@ -6949,7 +7004,7 @@
           <w:p>
             <w:pPr>
               <w:pStyle w:val="Compact"/>
-              <w:jc w:val="left"/>
+              <w:jc w:val="center"/>
             </w:pPr>
             <w:r>
               <w:rPr>
@@ -7020,12 +7075,6 @@
       <w:pPr>
         <w:pStyle w:val="BlockText"/>
       </w:pPr>
-      <w:r>
-        <w:t xml:space="preserve">💡</w:t>
-      </w:r>
-      <w:r>
-        <w:t xml:space="preserve"> </w:t>
-      </w:r>
       <w:r>
         <w:rPr>
           <w:rFonts w:hint="eastAsia" w:eastAsia="SimSun" w:ascii="Times New Roman" w:hAnsi="Times New Roman"/>
@@ -7048,9 +7097,9 @@
         </w:pict>
       </w:r>
     </w:p>
-    <w:bookmarkEnd w:id="32"/>
-    <w:bookmarkEnd w:id="33"/>
-    <w:bookmarkStart w:id="34" w:name="七四大加成类型总对比"/>
+    <w:bookmarkEnd w:id="35"/>
+    <w:bookmarkEnd w:id="36"/>
+    <w:bookmarkStart w:id="37" w:name="七四大加成类型总对比"/>
     <w:p>
       <w:pPr>
         <w:pStyle w:val="Heading2"/>
@@ -7085,7 +7134,7 @@
           <w:p>
             <w:pPr>
               <w:pStyle w:val="Compact"/>
-              <w:jc w:val="left"/>
+              <w:jc w:val="center"/>
             </w:pPr>
             <w:r>
               <w:rPr>
@@ -7101,7 +7150,7 @@
           <w:p>
             <w:pPr>
               <w:pStyle w:val="Compact"/>
-              <w:jc w:val="left"/>
+              <w:jc w:val="center"/>
             </w:pPr>
             <w:r>
               <w:rPr>
@@ -7117,7 +7166,7 @@
           <w:p>
             <w:pPr>
               <w:pStyle w:val="Compact"/>
-              <w:jc w:val="left"/>
+              <w:jc w:val="center"/>
             </w:pPr>
             <w:r>
               <w:rPr>
@@ -7133,7 +7182,7 @@
           <w:p>
             <w:pPr>
               <w:pStyle w:val="Compact"/>
-              <w:jc w:val="left"/>
+              <w:jc w:val="center"/>
             </w:pPr>
             <w:r>
               <w:rPr>
@@ -7149,7 +7198,7 @@
           <w:p>
             <w:pPr>
               <w:pStyle w:val="Compact"/>
-              <w:jc w:val="left"/>
+              <w:jc w:val="center"/>
             </w:pPr>
             <w:r>
               <w:rPr>
@@ -7167,7 +7216,7 @@
           <w:p>
             <w:pPr>
               <w:pStyle w:val="Compact"/>
-              <w:jc w:val="left"/>
+              <w:jc w:val="center"/>
             </w:pPr>
             <w:r>
               <w:rPr>
@@ -7184,7 +7233,7 @@
           <w:p>
             <w:pPr>
               <w:pStyle w:val="Compact"/>
-              <w:jc w:val="left"/>
+              <w:jc w:val="center"/>
             </w:pPr>
             <w:r>
               <w:rPr>
@@ -7199,7 +7248,7 @@
           <w:p>
             <w:pPr>
               <w:pStyle w:val="Compact"/>
-              <w:jc w:val="left"/>
+              <w:jc w:val="center"/>
             </w:pPr>
             <w:r>
               <w:rPr>
@@ -7214,7 +7263,7 @@
           <w:p>
             <w:pPr>
               <w:pStyle w:val="Compact"/>
-              <w:jc w:val="left"/>
+              <w:jc w:val="center"/>
             </w:pPr>
             <w:r>
               <w:rPr>
@@ -7241,7 +7290,7 @@
           <w:p>
             <w:pPr>
               <w:pStyle w:val="Compact"/>
-              <w:jc w:val="left"/>
+              <w:jc w:val="center"/>
             </w:pPr>
             <w:r>
               <w:rPr>
@@ -7258,7 +7307,7 @@
           <w:p>
             <w:pPr>
               <w:pStyle w:val="Compact"/>
-              <w:jc w:val="left"/>
+              <w:jc w:val="center"/>
             </w:pPr>
             <w:r>
               <w:rPr>
@@ -7275,7 +7324,7 @@
           <w:p>
             <w:pPr>
               <w:pStyle w:val="Compact"/>
-              <w:jc w:val="left"/>
+              <w:jc w:val="center"/>
             </w:pPr>
             <w:r>
               <w:rPr>
@@ -7290,7 +7339,7 @@
           <w:p>
             <w:pPr>
               <w:pStyle w:val="Compact"/>
-              <w:jc w:val="left"/>
+              <w:jc w:val="center"/>
             </w:pPr>
             <w:r>
               <w:rPr>
@@ -7305,7 +7354,7 @@
           <w:p>
             <w:pPr>
               <w:pStyle w:val="Compact"/>
-              <w:jc w:val="left"/>
+              <w:jc w:val="center"/>
             </w:pPr>
             <w:r>
               <w:rPr>
@@ -7320,7 +7369,7 @@
           <w:p>
             <w:pPr>
               <w:pStyle w:val="Compact"/>
-              <w:jc w:val="left"/>
+              <w:jc w:val="center"/>
             </w:pPr>
             <w:r>
               <w:rPr>
@@ -7337,7 +7386,7 @@
           <w:p>
             <w:pPr>
               <w:pStyle w:val="Compact"/>
-              <w:jc w:val="left"/>
+              <w:jc w:val="center"/>
             </w:pPr>
             <w:r>
               <w:rPr>
@@ -7354,7 +7403,7 @@
           <w:p>
             <w:pPr>
               <w:pStyle w:val="Compact"/>
-              <w:jc w:val="left"/>
+              <w:jc w:val="center"/>
             </w:pPr>
             <w:r>
               <w:rPr>
@@ -7369,7 +7418,7 @@
           <w:p>
             <w:pPr>
               <w:pStyle w:val="Compact"/>
-              <w:jc w:val="left"/>
+              <w:jc w:val="center"/>
             </w:pPr>
             <w:r>
               <w:rPr>
@@ -7384,7 +7433,7 @@
           <w:p>
             <w:pPr>
               <w:pStyle w:val="Compact"/>
-              <w:jc w:val="left"/>
+              <w:jc w:val="center"/>
             </w:pPr>
             <w:r>
               <w:rPr>
@@ -7399,7 +7448,7 @@
           <w:p>
             <w:pPr>
               <w:pStyle w:val="Compact"/>
-              <w:jc w:val="left"/>
+              <w:jc w:val="center"/>
             </w:pPr>
             <w:r>
               <w:rPr>
@@ -7424,7 +7473,7 @@
           <w:p>
             <w:pPr>
               <w:pStyle w:val="Compact"/>
-              <w:jc w:val="left"/>
+              <w:jc w:val="center"/>
             </w:pPr>
             <w:r>
               <w:rPr>
@@ -7441,7 +7490,7 @@
           <w:p>
             <w:pPr>
               <w:pStyle w:val="Compact"/>
-              <w:jc w:val="left"/>
+              <w:jc w:val="center"/>
             </w:pPr>
             <w:r>
               <w:rPr>
@@ -7456,7 +7505,7 @@
           <w:p>
             <w:pPr>
               <w:pStyle w:val="Compact"/>
-              <w:jc w:val="left"/>
+              <w:jc w:val="center"/>
             </w:pPr>
             <w:r>
               <w:rPr>
@@ -7471,7 +7520,7 @@
           <w:p>
             <w:pPr>
               <w:pStyle w:val="Compact"/>
-              <w:jc w:val="left"/>
+              <w:jc w:val="center"/>
             </w:pPr>
             <w:r>
               <w:rPr>
@@ -7486,7 +7535,7 @@
           <w:p>
             <w:pPr>
               <w:pStyle w:val="Compact"/>
-              <w:jc w:val="left"/>
+              <w:jc w:val="center"/>
             </w:pPr>
             <w:r>
               <w:rPr>
@@ -7503,7 +7552,7 @@
           <w:p>
             <w:pPr>
               <w:pStyle w:val="Compact"/>
-              <w:jc w:val="left"/>
+              <w:jc w:val="center"/>
             </w:pPr>
             <w:r>
               <w:rPr>
@@ -7520,7 +7569,7 @@
           <w:p>
             <w:pPr>
               <w:pStyle w:val="Compact"/>
-              <w:jc w:val="left"/>
+              <w:jc w:val="center"/>
             </w:pPr>
             <w:r>
               <w:rPr>
@@ -7535,7 +7584,7 @@
           <w:p>
             <w:pPr>
               <w:pStyle w:val="Compact"/>
-              <w:jc w:val="left"/>
+              <w:jc w:val="center"/>
             </w:pPr>
             <w:r>
               <w:rPr>
@@ -7550,7 +7599,7 @@
           <w:p>
             <w:pPr>
               <w:pStyle w:val="Compact"/>
-              <w:jc w:val="left"/>
+              <w:jc w:val="center"/>
             </w:pPr>
             <w:r>
               <w:rPr>
@@ -7565,7 +7614,7 @@
           <w:p>
             <w:pPr>
               <w:pStyle w:val="Compact"/>
-              <w:jc w:val="left"/>
+              <w:jc w:val="center"/>
             </w:pPr>
             <w:r>
               <w:rPr>
@@ -7582,7 +7631,7 @@
           <w:p>
             <w:pPr>
               <w:pStyle w:val="Compact"/>
-              <w:jc w:val="left"/>
+              <w:jc w:val="center"/>
             </w:pPr>
             <w:r>
               <w:rPr>
@@ -7599,7 +7648,7 @@
           <w:p>
             <w:pPr>
               <w:pStyle w:val="Compact"/>
-              <w:jc w:val="left"/>
+              <w:jc w:val="center"/>
             </w:pPr>
             <w:r>
               <w:rPr>
@@ -7614,7 +7663,7 @@
           <w:p>
             <w:pPr>
               <w:pStyle w:val="Compact"/>
-              <w:jc w:val="left"/>
+              <w:jc w:val="center"/>
             </w:pPr>
             <w:r>
               <w:rPr>
@@ -7629,7 +7678,7 @@
           <w:p>
             <w:pPr>
               <w:pStyle w:val="Compact"/>
-              <w:jc w:val="left"/>
+              <w:jc w:val="center"/>
             </w:pPr>
             <w:r>
               <w:rPr>
@@ -7644,7 +7693,7 @@
           <w:p>
             <w:pPr>
               <w:pStyle w:val="Compact"/>
-              <w:jc w:val="left"/>
+              <w:jc w:val="center"/>
             </w:pPr>
             <w:r>
               <w:rPr>
@@ -7661,7 +7710,7 @@
           <w:p>
             <w:pPr>
               <w:pStyle w:val="Compact"/>
-              <w:jc w:val="left"/>
+              <w:jc w:val="center"/>
             </w:pPr>
             <w:r>
               <w:rPr>
@@ -7678,7 +7727,7 @@
           <w:p>
             <w:pPr>
               <w:pStyle w:val="Compact"/>
-              <w:jc w:val="left"/>
+              <w:jc w:val="center"/>
             </w:pPr>
             <w:r>
               <w:rPr>
@@ -7693,7 +7742,7 @@
           <w:p>
             <w:pPr>
               <w:pStyle w:val="Compact"/>
-              <w:jc w:val="left"/>
+              <w:jc w:val="center"/>
             </w:pPr>
             <w:r>
               <w:rPr>
@@ -7708,7 +7757,7 @@
           <w:p>
             <w:pPr>
               <w:pStyle w:val="Compact"/>
-              <w:jc w:val="left"/>
+              <w:jc w:val="center"/>
             </w:pPr>
             <w:r>
               <w:rPr>
@@ -7723,7 +7772,7 @@
           <w:p>
             <w:pPr>
               <w:pStyle w:val="Compact"/>
-              <w:jc w:val="left"/>
+              <w:jc w:val="center"/>
             </w:pPr>
             <w:r>
               <w:rPr>
@@ -7742,8 +7791,8 @@
         </w:pict>
       </w:r>
     </w:p>
-    <w:bookmarkEnd w:id="34"/>
-    <w:bookmarkStart w:id="41" w:name="八典型例题"/>
+    <w:bookmarkEnd w:id="37"/>
+    <w:bookmarkStart w:id="44" w:name="八典型例题"/>
     <w:p>
       <w:pPr>
         <w:pStyle w:val="Heading2"/>
@@ -7755,7 +7804,7 @@
         <w:t xml:space="preserve">八、典型例题</w:t>
       </w:r>
     </w:p>
-    <w:bookmarkStart w:id="35" w:name="例1-亲电加成与重排"/>
+    <w:bookmarkStart w:id="38" w:name="例1-亲电加成与重排"/>
     <w:p>
       <w:pPr>
         <w:pStyle w:val="Heading3"/>
@@ -7957,8 +8006,8 @@
         </w:pict>
       </w:r>
     </w:p>
-    <w:bookmarkEnd w:id="35"/>
-    <w:bookmarkStart w:id="36" w:name="例2-立体化学br₂加成的反式特征"/>
+    <w:bookmarkEnd w:id="38"/>
+    <w:bookmarkStart w:id="39" w:name="例2-立体化学br₂加成的反式特征"/>
     <w:p>
       <w:pPr>
         <w:pStyle w:val="Heading3"/>
@@ -8217,8 +8266,8 @@
         </w:pict>
       </w:r>
     </w:p>
-    <w:bookmarkEnd w:id="36"/>
-    <w:bookmarkStart w:id="37" w:name="例3-硼氢化与羟汞化的对比"/>
+    <w:bookmarkEnd w:id="39"/>
+    <w:bookmarkStart w:id="40" w:name="例3-硼氢化与羟汞化的对比"/>
     <w:p>
       <w:pPr>
         <w:pStyle w:val="Heading3"/>
@@ -8491,8 +8540,8 @@
         </w:pict>
       </w:r>
     </w:p>
-    <w:bookmarkEnd w:id="37"/>
-    <w:bookmarkStart w:id="38" w:name="例4-共轭二烯的动力学热力学控制"/>
+    <w:bookmarkEnd w:id="40"/>
+    <w:bookmarkStart w:id="41" w:name="例4-共轭二烯的动力学热力学控制"/>
     <w:p>
       <w:pPr>
         <w:pStyle w:val="Heading3"/>
@@ -8778,8 +8827,8 @@
         </w:pict>
       </w:r>
     </w:p>
-    <w:bookmarkEnd w:id="38"/>
-    <w:bookmarkStart w:id="39" w:name="例5-12--vs-14-亲核加成硬软试剂"/>
+    <w:bookmarkEnd w:id="41"/>
+    <w:bookmarkStart w:id="42" w:name="例5-12--vs-14-亲核加成硬软试剂"/>
     <w:p>
       <w:pPr>
         <w:pStyle w:val="Heading3"/>
@@ -9100,8 +9149,8 @@
         </w:pict>
       </w:r>
     </w:p>
-    <w:bookmarkEnd w:id="39"/>
-    <w:bookmarkStart w:id="40" w:name="例6-diels-alder反应的立体专一性"/>
+    <w:bookmarkEnd w:id="42"/>
+    <w:bookmarkStart w:id="43" w:name="例6-diels-alder反应的立体专一性"/>
     <w:p>
       <w:pPr>
         <w:pStyle w:val="Heading3"/>
@@ -9350,9 +9399,9 @@
         </w:pict>
       </w:r>
     </w:p>
-    <w:bookmarkEnd w:id="40"/>
-    <w:bookmarkEnd w:id="41"/>
-    <w:bookmarkStart w:id="42" w:name="九常见误区"/>
+    <w:bookmarkEnd w:id="43"/>
+    <w:bookmarkEnd w:id="44"/>
+    <w:bookmarkStart w:id="45" w:name="九常见误区"/>
     <w:p>
       <w:pPr>
         <w:pStyle w:val="Heading2"/>
@@ -9678,8 +9727,8 @@
         </w:pict>
       </w:r>
     </w:p>
-    <w:bookmarkEnd w:id="42"/>
-    <w:bookmarkStart w:id="45" w:name="十方法总结"/>
+    <w:bookmarkEnd w:id="45"/>
+    <w:bookmarkStart w:id="48" w:name="十方法总结"/>
     <w:p>
       <w:pPr>
         <w:pStyle w:val="Heading2"/>
@@ -9691,7 +9740,7 @@
         <w:t xml:space="preserve">十、方法总结</w:t>
       </w:r>
     </w:p>
-    <w:bookmarkStart w:id="43" w:name="加成题三层判断法决策树"/>
+    <w:bookmarkStart w:id="46" w:name="加成题三层判断法决策树"/>
     <w:p>
       <w:pPr>
         <w:pStyle w:val="Heading3"/>
@@ -10219,8 +10268,8 @@
         <w:t xml:space="preserve">硼氢化/臭氧化→检查后处理步骤</w:t>
       </w:r>
     </w:p>
-    <w:bookmarkEnd w:id="43"/>
-    <w:bookmarkStart w:id="44" w:name="核心口诀"/>
+    <w:bookmarkEnd w:id="46"/>
+    <w:bookmarkStart w:id="47" w:name="核心口诀"/>
     <w:p>
       <w:pPr>
         <w:pStyle w:val="Heading3"/>
@@ -10341,9 +10390,9 @@
         </w:pict>
       </w:r>
     </w:p>
-    <w:bookmarkEnd w:id="44"/>
-    <w:bookmarkEnd w:id="45"/>
-    <w:bookmarkStart w:id="52" w:name="十一核心速查卡"/>
+    <w:bookmarkEnd w:id="47"/>
+    <w:bookmarkEnd w:id="48"/>
+    <w:bookmarkStart w:id="55" w:name="十一核心速查卡"/>
     <w:p>
       <w:pPr>
         <w:pStyle w:val="Heading2"/>
@@ -10355,7 +10404,7 @@
         <w:t xml:space="preserve">十一、核心速查卡</w:t>
       </w:r>
     </w:p>
-    <w:bookmarkStart w:id="46" w:name="亲电加成速查"/>
+    <w:bookmarkStart w:id="49" w:name="亲电加成速查"/>
     <w:p>
       <w:pPr>
         <w:pStyle w:val="Heading3"/>
@@ -10389,7 +10438,7 @@
           <w:p>
             <w:pPr>
               <w:pStyle w:val="Compact"/>
-              <w:jc w:val="left"/>
+              <w:jc w:val="center"/>
             </w:pPr>
             <w:r>
               <w:rPr>
@@ -10437,7 +10486,7 @@
           <w:p>
             <w:pPr>
               <w:pStyle w:val="Compact"/>
-              <w:jc w:val="left"/>
+              <w:jc w:val="center"/>
             </w:pPr>
             <w:r>
               <w:rPr>
@@ -10471,7 +10520,7 @@
           <w:p>
             <w:pPr>
               <w:pStyle w:val="Compact"/>
-              <w:jc w:val="left"/>
+              <w:jc w:val="center"/>
             </w:pPr>
             <w:r>
               <w:rPr>
@@ -10516,7 +10565,7 @@
           <w:p>
             <w:pPr>
               <w:pStyle w:val="Compact"/>
-              <w:jc w:val="left"/>
+              <w:jc w:val="center"/>
             </w:pPr>
             <w:r>
               <w:rPr>
@@ -10548,7 +10597,7 @@
           <w:p>
             <w:pPr>
               <w:pStyle w:val="Compact"/>
-              <w:jc w:val="left"/>
+              <w:jc w:val="center"/>
             </w:pPr>
             <w:r>
               <w:rPr>
@@ -10593,7 +10642,7 @@
           <w:p>
             <w:pPr>
               <w:pStyle w:val="Compact"/>
-              <w:jc w:val="left"/>
+              <w:jc w:val="center"/>
             </w:pPr>
             <w:r>
               <w:rPr>
@@ -10625,7 +10674,7 @@
           <w:p>
             <w:pPr>
               <w:pStyle w:val="Compact"/>
-              <w:jc w:val="left"/>
+              <w:jc w:val="center"/>
             </w:pPr>
             <w:r>
               <w:rPr>
@@ -10672,7 +10721,7 @@
           <w:p>
             <w:pPr>
               <w:pStyle w:val="Compact"/>
-              <w:jc w:val="left"/>
+              <w:jc w:val="center"/>
             </w:pPr>
             <w:r>
               <w:rPr>
@@ -10704,7 +10753,7 @@
           <w:p>
             <w:pPr>
               <w:pStyle w:val="Compact"/>
-              <w:jc w:val="left"/>
+              <w:jc w:val="center"/>
             </w:pPr>
             <w:r>
               <w:rPr>
@@ -10749,7 +10798,7 @@
           <w:p>
             <w:pPr>
               <w:pStyle w:val="Compact"/>
-              <w:jc w:val="left"/>
+              <w:jc w:val="center"/>
             </w:pPr>
             <w:r>
               <w:rPr>
@@ -10781,7 +10830,7 @@
           <w:p>
             <w:pPr>
               <w:pStyle w:val="Compact"/>
-              <w:jc w:val="left"/>
+              <w:jc w:val="center"/>
             </w:pPr>
             <w:r>
               <w:rPr>
@@ -10830,7 +10879,7 @@
           <w:p>
             <w:pPr>
               <w:pStyle w:val="Compact"/>
-              <w:jc w:val="left"/>
+              <w:jc w:val="center"/>
             </w:pPr>
             <w:r>
               <w:rPr>
@@ -10862,7 +10911,7 @@
           <w:p>
             <w:pPr>
               <w:pStyle w:val="Compact"/>
-              <w:jc w:val="left"/>
+              <w:jc w:val="center"/>
             </w:pPr>
             <w:r>
               <w:rPr>
@@ -10909,7 +10958,7 @@
           <w:p>
             <w:pPr>
               <w:pStyle w:val="Compact"/>
-              <w:jc w:val="left"/>
+              <w:jc w:val="center"/>
             </w:pPr>
             <w:r>
               <w:rPr>
@@ -10941,7 +10990,7 @@
           <w:p>
             <w:pPr>
               <w:pStyle w:val="Compact"/>
-              <w:jc w:val="left"/>
+              <w:jc w:val="center"/>
             </w:pPr>
             <w:r>
               <w:rPr>
@@ -10988,7 +11037,7 @@
           <w:p>
             <w:pPr>
               <w:pStyle w:val="Compact"/>
-              <w:jc w:val="left"/>
+              <w:jc w:val="center"/>
             </w:pPr>
             <w:r>
               <w:rPr>
@@ -11015,8 +11064,8 @@
         </w:tc>
       </w:tr>
     </w:tbl>
-    <w:bookmarkEnd w:id="46"/>
-    <w:bookmarkStart w:id="47" w:name="亲核加成反应性排序"/>
+    <w:bookmarkEnd w:id="49"/>
+    <w:bookmarkStart w:id="50" w:name="亲核加成反应性排序"/>
     <w:p>
       <w:pPr>
         <w:pStyle w:val="Heading3"/>
@@ -11048,8 +11097,8 @@
         <w:t xml:space="preserve">RCONH₂(最慢)</w:t>
       </w:r>
     </w:p>
-    <w:bookmarkEnd w:id="47"/>
-    <w:bookmarkStart w:id="48" w:name="共轭加成控制"/>
+    <w:bookmarkEnd w:id="50"/>
+    <w:bookmarkStart w:id="51" w:name="共轭加成控制"/>
     <w:p>
       <w:pPr>
         <w:pStyle w:val="Heading3"/>
@@ -11114,7 +11163,7 @@
           <w:p>
             <w:pPr>
               <w:pStyle w:val="Compact"/>
-              <w:jc w:val="left"/>
+              <w:jc w:val="center"/>
             </w:pPr>
             <w:r>
               <w:rPr>
@@ -11130,7 +11179,7 @@
           <w:p>
             <w:pPr>
               <w:pStyle w:val="Compact"/>
-              <w:jc w:val="left"/>
+              <w:jc w:val="center"/>
             </w:pPr>
             <w:r>
               <w:rPr>
@@ -11178,7 +11227,7 @@
           <w:p>
             <w:pPr>
               <w:pStyle w:val="Compact"/>
-              <w:jc w:val="left"/>
+              <w:jc w:val="center"/>
             </w:pPr>
             <w:r>
               <w:rPr>
@@ -11193,7 +11242,7 @@
           <w:p>
             <w:pPr>
               <w:pStyle w:val="Compact"/>
-              <w:jc w:val="left"/>
+              <w:jc w:val="center"/>
             </w:pPr>
             <w:r>
               <w:rPr>
@@ -11240,7 +11289,7 @@
           <w:p>
             <w:pPr>
               <w:pStyle w:val="Compact"/>
-              <w:jc w:val="left"/>
+              <w:jc w:val="center"/>
             </w:pPr>
             <w:r>
               <w:rPr>
@@ -11255,7 +11304,7 @@
           <w:p>
             <w:pPr>
               <w:pStyle w:val="Compact"/>
-              <w:jc w:val="left"/>
+              <w:jc w:val="center"/>
             </w:pPr>
             <w:r>
               <w:rPr>
@@ -11267,8 +11316,8 @@
         </w:tc>
       </w:tr>
     </w:tbl>
-    <w:bookmarkEnd w:id="48"/>
-    <w:bookmarkStart w:id="51" w:name="环加成允许性"/>
+    <w:bookmarkEnd w:id="51"/>
+    <w:bookmarkStart w:id="54" w:name="环加成允许性"/>
     <w:p>
       <w:pPr>
         <w:pStyle w:val="Heading3"/>
@@ -11349,7 +11398,7 @@
           <w:p>
             <w:pPr>
               <w:pStyle w:val="Compact"/>
-              <w:jc w:val="left"/>
+              <w:jc w:val="center"/>
             </w:pPr>
             <w:r>
               <w:rPr>
@@ -11412,7 +11461,7 @@
           <w:p>
             <w:pPr>
               <w:pStyle w:val="Compact"/>
-              <w:jc w:val="left"/>
+              <w:jc w:val="center"/>
             </w:pPr>
             <w:r>
               <w:rPr>
@@ -11431,7 +11480,7 @@
               <w:pStyle w:val="Compact"/>
               <w:jc w:val="center"/>
             </w:pPr>
-            <w:hyperlink r:id="rId49">
+            <w:hyperlink r:id="rId52">
               <w:r>
                 <w:rPr>
                   <w:rStyle w:val="Hyperlink"/>
@@ -11476,7 +11525,7 @@
           <w:p>
             <w:pPr>
               <w:pStyle w:val="Compact"/>
-              <w:jc w:val="left"/>
+              <w:jc w:val="center"/>
             </w:pPr>
             <w:r>
               <w:rPr>
@@ -11495,7 +11544,7 @@
               <w:pStyle w:val="Compact"/>
               <w:jc w:val="center"/>
             </w:pPr>
-            <w:hyperlink r:id="rId50">
+            <w:hyperlink r:id="rId53">
               <w:r>
                 <w:rPr>
                   <w:rStyle w:val="Hyperlink"/>
@@ -11540,7 +11589,7 @@
           <w:p>
             <w:pPr>
               <w:pStyle w:val="Compact"/>
-              <w:jc w:val="left"/>
+              <w:jc w:val="center"/>
             </w:pPr>
             <w:r>
               <w:rPr>
@@ -11559,9 +11608,9 @@
         </w:pict>
       </w:r>
     </w:p>
-    <w:bookmarkEnd w:id="51"/>
-    <w:bookmarkEnd w:id="52"/>
-    <w:bookmarkStart w:id="56" w:name="十二练习题"/>
+    <w:bookmarkEnd w:id="54"/>
+    <w:bookmarkEnd w:id="55"/>
+    <w:bookmarkStart w:id="59" w:name="十二练习题"/>
     <w:p>
       <w:pPr>
         <w:pStyle w:val="Heading2"/>
@@ -11573,7 +11622,7 @@
         <w:t xml:space="preserve">十二、练习题</w:t>
       </w:r>
     </w:p>
-    <w:bookmarkStart w:id="53" w:name="基础巩固"/>
+    <w:bookmarkStart w:id="56" w:name="基础巩固"/>
     <w:p>
       <w:pPr>
         <w:pStyle w:val="Heading3"/>
@@ -11666,8 +11715,8 @@
         <w:t xml:space="preserve">1-丁炔与Lindlar催化剂的反应产物是什么？与Na/NH₃(l)的产物呢？</w:t>
       </w:r>
     </w:p>
-    <w:bookmarkEnd w:id="53"/>
-    <w:bookmarkStart w:id="54" w:name="提高训练"/>
+    <w:bookmarkEnd w:id="56"/>
+    <w:bookmarkStart w:id="57" w:name="提高训练"/>
     <w:p>
       <w:pPr>
         <w:pStyle w:val="Heading3"/>
@@ -11763,8 +11812,8 @@
         <w:t xml:space="preserve">1,3-戊二烯与1当量HBr在-80°C和40°C下的主产物分别是什么？用共振论解释。</w:t>
       </w:r>
     </w:p>
-    <w:bookmarkEnd w:id="54"/>
-    <w:bookmarkStart w:id="55" w:name="综合挑战"/>
+    <w:bookmarkEnd w:id="57"/>
+    <w:bookmarkStart w:id="58" w:name="综合挑战"/>
     <w:p>
       <w:pPr>
         <w:pStyle w:val="Heading3"/>
@@ -11867,9 +11916,9 @@
         </w:pict>
       </w:r>
     </w:p>
-    <w:bookmarkEnd w:id="55"/>
-    <w:bookmarkEnd w:id="56"/>
-    <w:bookmarkStart w:id="57" w:name="参考答案"/>
+    <w:bookmarkEnd w:id="58"/>
+    <w:bookmarkEnd w:id="59"/>
+    <w:bookmarkStart w:id="60" w:name="参考答案"/>
     <w:p>
       <w:pPr>
         <w:pStyle w:val="Heading2"/>
@@ -12282,8 +12331,8 @@
         <w:t xml:space="preserve">反应活性：Cl的强吸电子-I使C=C电子云密度降低→亲电试剂进攻困难→活性低于乙烯。区域选择性：亲电加成时E⁺先进攻，若E⁺加在CH₂C上→形成CH⁺Cl-CH₂E，Cl的+C(p-π共轭)可稳定碳正离子(+电荷可分散到Cl上)；若E⁺加在CHCl上→形成CH₂-CH⁺ClE，正电荷在CH₂上无共轭稳定。因此E⁺优先加在CH₂上→反马氏表现。</w:t>
       </w:r>
     </w:p>
-    <w:bookmarkEnd w:id="57"/>
-    <w:bookmarkEnd w:id="58"/>
+    <w:bookmarkEnd w:id="60"/>
+    <w:bookmarkEnd w:id="61"/>
     <w:sectPr>
       <w:footerReference w:type="default" r:id="rId9"/>
       <w:footnotePr>

--- a/06-学生侧材料/讲义/2026-06-23-加成反应.docx
+++ b/06-学生侧材料/讲义/2026-06-23-加成反应.docx
@@ -1172,8 +1172,11 @@
     </w:tbl>
     <w:p>
       <w:pPr>
-        <w:pStyle w:val="BlockText"/>
-      </w:pPr>
+        <w:pStyle w:val="BodyText"/>
+      </w:pPr>
+      <w:r>
+        <w:t xml:space="preserve">💡 </w:t>
+      </w:r>
       <w:r>
         <w:rPr>
           <w:rFonts w:hint="eastAsia" w:eastAsia="SimSun" w:ascii="Times New Roman" w:hAnsi="Times New Roman"/>
@@ -1747,8 +1750,15 @@
     </w:tbl>
     <w:p>
       <w:pPr>
-        <w:pStyle w:val="BlockText"/>
-      </w:pPr>
+        <w:pStyle w:val="BodyText"/>
+      </w:pPr>
+      <w:r>
+        <w:rPr>
+          <w:b/>
+          <w:bCs/>
+        </w:rPr>
+        <w:t xml:space="preserve">💡 </w:t>
+      </w:r>
       <w:r>
         <w:rPr>
           <w:rFonts w:hint="eastAsia" w:eastAsia="SimSun" w:ascii="Times New Roman" w:hAnsi="Times New Roman"/>
@@ -2266,8 +2276,14 @@
     </w:tbl>
     <w:p>
       <w:pPr>
-        <w:pStyle w:val="BlockText"/>
-      </w:pPr>
+        <w:pStyle w:val="BodyText"/>
+      </w:pPr>
+      <w:r>
+        <w:t xml:space="preserve">⚠️</w:t>
+      </w:r>
+      <w:r>
+        <w:t xml:space="preserve"> </w:t>
+      </w:r>
       <w:r>
         <w:rPr>
           <w:rFonts w:hint="eastAsia" w:eastAsia="SimSun" w:ascii="Times New Roman" w:hAnsi="Times New Roman"/>
@@ -2443,8 +2459,14 @@
     </w:p>
     <w:p>
       <w:pPr>
-        <w:pStyle w:val="BlockText"/>
-      </w:pPr>
+        <w:pStyle w:val="FirstParagraph"/>
+      </w:pPr>
+      <w:r>
+        <w:t xml:space="preserve">⚠️</w:t>
+      </w:r>
+      <w:r>
+        <w:t xml:space="preserve"> </w:t>
+      </w:r>
       <w:r>
         <w:rPr>
           <w:rFonts w:hint="eastAsia" w:eastAsia="SimSun" w:ascii="Times New Roman" w:hAnsi="Times New Roman"/>
@@ -2814,8 +2836,15 @@
     </w:tbl>
     <w:p>
       <w:pPr>
-        <w:pStyle w:val="BlockText"/>
-      </w:pPr>
+        <w:pStyle w:val="BodyText"/>
+      </w:pPr>
+      <w:r>
+        <w:rPr>
+          <w:b/>
+          <w:bCs/>
+        </w:rPr>
+        <w:t xml:space="preserve">💡 </w:t>
+      </w:r>
       <w:r>
         <w:rPr>
           <w:rFonts w:hint="eastAsia" w:eastAsia="SimSun" w:ascii="Times New Roman" w:hAnsi="Times New Roman"/>
@@ -3057,8 +3086,14 @@
     </w:p>
     <w:p>
       <w:pPr>
-        <w:pStyle w:val="BlockText"/>
-      </w:pPr>
+        <w:pStyle w:val="BodyText"/>
+      </w:pPr>
+      <w:r>
+        <w:t xml:space="preserve">⚠️</w:t>
+      </w:r>
+      <w:r>
+        <w:t xml:space="preserve"> </w:t>
+      </w:r>
       <w:r>
         <w:rPr>
           <w:rFonts w:hint="eastAsia" w:eastAsia="SimSun" w:ascii="Times New Roman" w:hAnsi="Times New Roman"/>
@@ -3869,8 +3904,15 @@
     </w:tbl>
     <w:p>
       <w:pPr>
-        <w:pStyle w:val="BlockText"/>
-      </w:pPr>
+        <w:pStyle w:val="BodyText"/>
+      </w:pPr>
+      <w:r>
+        <w:rPr>
+          <w:b/>
+          <w:bCs/>
+        </w:rPr>
+        <w:t xml:space="preserve">💡 </w:t>
+      </w:r>
       <w:r>
         <w:rPr>
           <w:rFonts w:hint="eastAsia" w:eastAsia="SimSun" w:ascii="Times New Roman" w:hAnsi="Times New Roman"/>
@@ -4922,8 +4964,14 @@
     </w:tbl>
     <w:p>
       <w:pPr>
-        <w:pStyle w:val="BlockText"/>
-      </w:pPr>
+        <w:pStyle w:val="BodyText"/>
+      </w:pPr>
+      <w:r>
+        <w:t xml:space="preserve">⚠️</w:t>
+      </w:r>
+      <w:r>
+        <w:t xml:space="preserve"> </w:t>
+      </w:r>
       <w:r>
         <w:rPr>
           <w:rFonts w:hint="eastAsia" w:eastAsia="SimSun" w:ascii="Times New Roman" w:hAnsi="Times New Roman"/>
@@ -5772,6 +5820,12 @@
             </w:pPr>
             <w:r>
               <w:rPr>
+                <w:rFonts w:ascii="Times New Roman" w:hAnsi="Times New Roman" w:eastAsia="SimSun"/>
+              </w:rPr>
+              <w:t xml:space="preserve">⚠️ </w:t>
+            </w:r>
+            <w:r>
+              <w:rPr>
                 <w:rFonts w:hint="eastAsia" w:ascii="Times New Roman" w:hAnsi="Times New Roman" w:eastAsia="SimSun"/>
               </w:rPr>
               <w:t xml:space="preserve">微可逆</w:t>
@@ -6073,8 +6127,15 @@
     </w:p>
     <w:p>
       <w:pPr>
-        <w:pStyle w:val="BlockText"/>
-      </w:pPr>
+        <w:pStyle w:val="BodyText"/>
+      </w:pPr>
+      <w:r>
+        <w:rPr>
+          <w:b/>
+          <w:bCs/>
+        </w:rPr>
+        <w:t xml:space="preserve">💡 </w:t>
+      </w:r>
       <w:r>
         <w:rPr>
           <w:rFonts w:hint="eastAsia" w:eastAsia="SimSun" w:ascii="Times New Roman" w:hAnsi="Times New Roman"/>
@@ -6569,8 +6630,14 @@
     </w:tbl>
     <w:p>
       <w:pPr>
-        <w:pStyle w:val="BlockText"/>
-      </w:pPr>
+        <w:pStyle w:val="BodyText"/>
+      </w:pPr>
+      <w:r>
+        <w:t xml:space="preserve">⚠️</w:t>
+      </w:r>
+      <w:r>
+        <w:t xml:space="preserve"> </w:t>
+      </w:r>
       <w:r>
         <w:rPr>
           <w:rFonts w:hint="eastAsia" w:eastAsia="SimSun" w:ascii="Times New Roman" w:hAnsi="Times New Roman"/>
@@ -7073,8 +7140,15 @@
     </w:p>
     <w:p>
       <w:pPr>
-        <w:pStyle w:val="BlockText"/>
-      </w:pPr>
+        <w:pStyle w:val="BodyText"/>
+      </w:pPr>
+      <w:r>
+        <w:rPr>
+          <w:b/>
+          <w:bCs/>
+        </w:rPr>
+        <w:t xml:space="preserve">💡 </w:t>
+      </w:r>
       <w:r>
         <w:rPr>
           <w:rFonts w:hint="eastAsia" w:eastAsia="SimSun" w:ascii="Times New Roman" w:hAnsi="Times New Roman"/>
